--- a/CodeR/Results_Plot_DAGs.docx
+++ b/CodeR/Results_Plot_DAGs.docx
@@ -1,21 +1,25 @@
 
 <file path=word/document.xml><?xml version="1.0" encoding="utf-8"?>
-<w:document xmlns:w="http://schemas.openxmlformats.org/wordprocessingml/2006/main" xmlns:m="http://schemas.openxmlformats.org/officeDocument/2006/math" xmlns:r="http://schemas.openxmlformats.org/officeDocument/2006/relationships" xmlns:o="urn:schemas-microsoft-com:office:office" xmlns:v="urn:schemas-microsoft-com:vml" xmlns:w10="urn:schemas-microsoft-com:office:word" xmlns:a="http://schemas.openxmlformats.org/drawingml/2006/main" xmlns:pic="http://schemas.openxmlformats.org/drawingml/2006/picture" xmlns:wp="http://schemas.openxmlformats.org/drawingml/2006/wordprocessingDrawing">
+<w:document xmlns:wpc="http://schemas.microsoft.com/office/word/2010/wordprocessingCanvas" xmlns:cx="http://schemas.microsoft.com/office/drawing/2014/chartex" xmlns:cx1="http://schemas.microsoft.com/office/drawing/2015/9/8/chartex" xmlns:cx2="http://schemas.microsoft.com/office/drawing/2015/10/21/chartex" xmlns:cx3="http://schemas.microsoft.com/office/drawing/2016/5/9/chartex" xmlns:cx4="http://schemas.microsoft.com/office/drawing/2016/5/10/chartex" xmlns:cx5="http://schemas.microsoft.com/office/drawing/2016/5/11/chartex" xmlns:cx6="http://schemas.microsoft.com/office/drawing/2016/5/12/chartex" xmlns:cx7="http://schemas.microsoft.com/office/drawing/2016/5/13/chartex" xmlns:cx8="http://schemas.microsoft.com/office/drawing/2016/5/14/chartex" xmlns:mc="http://schemas.openxmlformats.org/markup-compatibility/2006" xmlns:aink="http://schemas.microsoft.com/office/drawing/2016/ink" xmlns:am3d="http://schemas.microsoft.com/office/drawing/2017/model3d" xmlns:o="urn:schemas-microsoft-com:office:office" xmlns:r="http://schemas.openxmlformats.org/officeDocument/2006/relationships" xmlns:m="http://schemas.openxmlformats.org/officeDocument/2006/math" xmlns:v="urn:schemas-microsoft-com:vml" xmlns:wp14="http://schemas.microsoft.com/office/word/2010/wordprocessingDrawing" xmlns:wp="http://schemas.openxmlformats.org/drawingml/2006/wordprocessingDrawing" xmlns:w10="urn:schemas-microsoft-com:office:word" xmlns:w="http://schemas.openxmlformats.org/wordprocessingml/2006/main" xmlns:w14="http://schemas.microsoft.com/office/word/2010/wordml" xmlns:w15="http://schemas.microsoft.com/office/word/2012/wordml" xmlns:w16cid="http://schemas.microsoft.com/office/word/2016/wordml/cid" xmlns:w16se="http://schemas.microsoft.com/office/word/2015/wordml/symex" xmlns:wpg="http://schemas.microsoft.com/office/word/2010/wordprocessingGroup" xmlns:wpi="http://schemas.microsoft.com/office/word/2010/wordprocessingInk" xmlns:wne="http://schemas.microsoft.com/office/word/2006/wordml" xmlns:wps="http://schemas.microsoft.com/office/word/2010/wordprocessingShape" mc:Ignorable="w14 w15 w16se w16cid wp14">
   <w:body>
     <w:p>
       <w:pPr>
-        <w:pStyle w:val="Title"/>
+        <w:pStyle w:val="Titel"/>
+        <w:keepNext/>
+        <w:keepLines/>
       </w:pPr>
       <w:r>
-        <w:t xml:space="preserve">Latent Gender Score</w:t>
+        <w:t>Latent Gender Score</w:t>
       </w:r>
     </w:p>
     <w:p>
       <w:pPr>
-        <w:pStyle w:val="Subtitle"/>
+        <w:pStyle w:val="Untertitel"/>
+        <w:keepNext/>
+        <w:keepLines/>
       </w:pPr>
       <w:r>
-        <w:t xml:space="preserve">Process Data: Causal Discovery</w:t>
+        <w:t>Plot DAGs from Causal Discovery</w:t>
       </w:r>
     </w:p>
     <w:p>
@@ -23,49 +27,43 @@
         <w:pStyle w:val="Author"/>
       </w:pPr>
       <w:r>
-        <w:t xml:space="preserve">Charité - Universitätsmedizin Berlin, Institut für Public Health</w:t>
+        <w:t>Charité - Universitätsmedizin Berlin, Institut für Public Health</w:t>
       </w:r>
       <w:r>
         <w:br/>
-      </w:r>
-      <w:r>
-        <w:t xml:space="preserve">Hans-Aloys Wischmann, Mascha Kern</w:t>
+        <w:t>Hans-Aloys Wischmann, Mascha Kern</w:t>
       </w:r>
     </w:p>
     <w:p>
       <w:pPr>
-        <w:pStyle w:val="Date"/>
+        <w:pStyle w:val="Datum"/>
       </w:pPr>
       <w:r>
         <w:br/>
-      </w:r>
-      <w:r>
-        <w:t xml:space="preserve">Revised: April 07, 2025</w:t>
+        <w:t>Revised: February 24, 2026</w:t>
       </w:r>
       <w:r>
         <w:br/>
-      </w:r>
-      <w:r>
-        <w:t xml:space="preserve">Executed: July 08, 2025</w:t>
+        <w:t>Executed: Februar 24, 2026</w:t>
       </w:r>
     </w:p>
-    <w:bookmarkStart w:id="20" w:name="load-dags-and-layouts"/>
     <w:p>
       <w:pPr>
-        <w:pStyle w:val="Heading2"/>
+        <w:pStyle w:val="berschrift2"/>
       </w:pPr>
+      <w:bookmarkStart w:id="0" w:name="load-dags-and-layouts"/>
       <w:r>
-        <w:t xml:space="preserve">Load: DAGs and Layouts</w:t>
+        <w:t>Load: DAGs and Layouts</w:t>
       </w:r>
     </w:p>
-    <w:bookmarkEnd w:id="20"/>
-    <w:bookmarkStart w:id="30" w:name="X2723748e442a68704010096b76cc0211a1e69ea"/>
     <w:p>
       <w:pPr>
-        <w:pStyle w:val="Heading2"/>
+        <w:pStyle w:val="berschrift2"/>
       </w:pPr>
+      <w:bookmarkStart w:id="1" w:name="Xa87e628fff4d715d7938dd1f148ecc087bc0700"/>
+      <w:bookmarkEnd w:id="0"/>
       <w:r>
-        <w:t xml:space="preserve">Plot: Domain Knowledge DAG, Causal Discovery DAG</w:t>
+        <w:t>Plot: Domain Knowledge DAG, Causal Discovery DAGs</w:t>
       </w:r>
     </w:p>
     <w:p>
@@ -73,106 +71,26 @@
         <w:pStyle w:val="FirstParagraph"/>
       </w:pPr>
       <w:r>
+        <w:rPr>
+          <w:noProof/>
+        </w:rPr>
         <w:drawing>
-          <wp:inline>
+          <wp:inline distT="0" distB="0" distL="0" distR="0" wp14:anchorId="728AFBEB" wp14:editId="728AFBEC">
             <wp:extent cx="5334000" cy="3733136"/>
-            <wp:effectExtent b="0" l="0" r="0" t="0"/>
-            <wp:docPr descr="TRUE" title="" id="22" name="Picture"/>
-            <a:graphic>
+            <wp:effectExtent l="0" t="0" r="0" b="0"/>
+            <wp:docPr id="22" name="Picture" descr="TRUE"/>
+            <wp:cNvGraphicFramePr/>
+            <a:graphic xmlns:a="http://schemas.openxmlformats.org/drawingml/2006/main">
               <a:graphicData uri="http://schemas.openxmlformats.org/drawingml/2006/picture">
-                <pic:pic>
+                <pic:pic xmlns:pic="http://schemas.openxmlformats.org/drawingml/2006/picture">
                   <pic:nvPicPr>
-                    <pic:cNvPr descr="./Results_Domain_Knowledge_DAG.png" id="23" name="Picture"/>
+                    <pic:cNvPr id="23" name="Picture" descr="./Results_Domain_Knowledge_DAG.png"/>
                     <pic:cNvPicPr>
-                      <a:picLocks noChangeArrowheads="1" noChangeAspect="1"/>
+                      <a:picLocks noChangeAspect="1" noChangeArrowheads="1"/>
                     </pic:cNvPicPr>
                   </pic:nvPicPr>
                   <pic:blipFill>
-                    <a:blip r:embed="rId21"/>
-                    <a:stretch>
-                      <a:fillRect/>
-                    </a:stretch>
-                  </pic:blipFill>
-                  <pic:spPr bwMode="auto">
-                    <a:xfrm>
-                      <a:off x="0" y="0"/>
-                      <a:ext cx="5334000" cy="3733136"/>
-                    </a:xfrm>
-                    <a:prstGeom prst="rect">
-                      <a:avLst/>
-                    </a:prstGeom>
-                    <a:noFill/>
-                    <a:ln w="9525">
-                      <a:noFill/>
-                      <a:headEnd/>
-                      <a:tailEnd/>
-                    </a:ln>
-                  </pic:spPr>
-                </pic:pic>
-              </a:graphicData>
-            </a:graphic>
-          </wp:inline>
-        </w:drawing>
-      </w:r>
-      <w:r>
-        <w:drawing>
-          <wp:inline>
-            <wp:extent cx="5334000" cy="3733136"/>
-            <wp:effectExtent b="0" l="0" r="0" t="0"/>
-            <wp:docPr descr="TRUE" title="" id="25" name="Picture"/>
-            <a:graphic>
-              <a:graphicData uri="http://schemas.openxmlformats.org/drawingml/2006/picture">
-                <pic:pic>
-                  <pic:nvPicPr>
-                    <pic:cNvPr descr="./Results_Causal_Discovery_Continuous_DAG.png" id="26" name="Picture"/>
-                    <pic:cNvPicPr>
-                      <a:picLocks noChangeArrowheads="1" noChangeAspect="1"/>
-                    </pic:cNvPicPr>
-                  </pic:nvPicPr>
-                  <pic:blipFill>
-                    <a:blip r:embed="rId24"/>
-                    <a:stretch>
-                      <a:fillRect/>
-                    </a:stretch>
-                  </pic:blipFill>
-                  <pic:spPr bwMode="auto">
-                    <a:xfrm>
-                      <a:off x="0" y="0"/>
-                      <a:ext cx="5334000" cy="3733136"/>
-                    </a:xfrm>
-                    <a:prstGeom prst="rect">
-                      <a:avLst/>
-                    </a:prstGeom>
-                    <a:noFill/>
-                    <a:ln w="9525">
-                      <a:noFill/>
-                      <a:headEnd/>
-                      <a:tailEnd/>
-                    </a:ln>
-                  </pic:spPr>
-                </pic:pic>
-              </a:graphicData>
-            </a:graphic>
-          </wp:inline>
-        </w:drawing>
-      </w:r>
-      <w:r>
-        <w:drawing>
-          <wp:inline>
-            <wp:extent cx="5334000" cy="3733136"/>
-            <wp:effectExtent b="0" l="0" r="0" t="0"/>
-            <wp:docPr descr="TRUE" title="" id="28" name="Picture"/>
-            <a:graphic>
-              <a:graphicData uri="http://schemas.openxmlformats.org/drawingml/2006/picture">
-                <pic:pic>
-                  <pic:nvPicPr>
-                    <pic:cNvPr descr="./Results_Causal_Discovery_Categorical_DAG.png" id="29" name="Picture"/>
-                    <pic:cNvPicPr>
-                      <a:picLocks noChangeArrowheads="1" noChangeAspect="1"/>
-                    </pic:cNvPicPr>
-                  </pic:nvPicPr>
-                  <pic:blipFill>
-                    <a:blip r:embed="rId27"/>
+                    <a:blip r:embed="rId8"/>
                     <a:stretch>
                       <a:fillRect/>
                     </a:stretch>
@@ -199,14 +117,119 @@
         </w:drawing>
       </w:r>
     </w:p>
-    <w:bookmarkEnd w:id="30"/>
-    <w:bookmarkStart w:id="31" w:name="done"/>
     <w:p>
       <w:pPr>
-        <w:pStyle w:val="Heading2"/>
+        <w:pStyle w:val="FirstParagraph"/>
       </w:pPr>
       <w:r>
-        <w:t xml:space="preserve">Done</w:t>
+        <w:rPr>
+          <w:noProof/>
+        </w:rPr>
+        <w:lastRenderedPageBreak/>
+        <w:drawing>
+          <wp:inline distT="0" distB="0" distL="0" distR="0" wp14:anchorId="728AFBED" wp14:editId="728AFBEE">
+            <wp:extent cx="5334000" cy="3733136"/>
+            <wp:effectExtent l="0" t="0" r="0" b="0"/>
+            <wp:docPr id="25" name="Picture" descr="TRUE"/>
+            <wp:cNvGraphicFramePr/>
+            <a:graphic xmlns:a="http://schemas.openxmlformats.org/drawingml/2006/main">
+              <a:graphicData uri="http://schemas.openxmlformats.org/drawingml/2006/picture">
+                <pic:pic xmlns:pic="http://schemas.openxmlformats.org/drawingml/2006/picture">
+                  <pic:nvPicPr>
+                    <pic:cNvPr id="26" name="Picture" descr="./Results_Causal_Discovery_Continuous_DAG.png"/>
+                    <pic:cNvPicPr>
+                      <a:picLocks noChangeAspect="1" noChangeArrowheads="1"/>
+                    </pic:cNvPicPr>
+                  </pic:nvPicPr>
+                  <pic:blipFill>
+                    <a:blip r:embed="rId9"/>
+                    <a:stretch>
+                      <a:fillRect/>
+                    </a:stretch>
+                  </pic:blipFill>
+                  <pic:spPr bwMode="auto">
+                    <a:xfrm>
+                      <a:off x="0" y="0"/>
+                      <a:ext cx="5334000" cy="3733136"/>
+                    </a:xfrm>
+                    <a:prstGeom prst="rect">
+                      <a:avLst/>
+                    </a:prstGeom>
+                    <a:noFill/>
+                    <a:ln w="9525">
+                      <a:noFill/>
+                      <a:headEnd/>
+                      <a:tailEnd/>
+                    </a:ln>
+                  </pic:spPr>
+                </pic:pic>
+              </a:graphicData>
+            </a:graphic>
+          </wp:inline>
+        </w:drawing>
+      </w:r>
+    </w:p>
+    <w:p>
+      <w:pPr>
+        <w:pStyle w:val="FirstParagraph"/>
+      </w:pPr>
+      <w:bookmarkStart w:id="2" w:name="_GoBack"/>
+      <w:bookmarkEnd w:id="2"/>
+      <w:r>
+        <w:rPr>
+          <w:noProof/>
+        </w:rPr>
+        <w:drawing>
+          <wp:inline distT="0" distB="0" distL="0" distR="0" wp14:anchorId="728AFBEF" wp14:editId="728AFBF0">
+            <wp:extent cx="5334000" cy="3733136"/>
+            <wp:effectExtent l="0" t="0" r="0" b="0"/>
+            <wp:docPr id="28" name="Picture" descr="TRUE"/>
+            <wp:cNvGraphicFramePr/>
+            <a:graphic xmlns:a="http://schemas.openxmlformats.org/drawingml/2006/main">
+              <a:graphicData uri="http://schemas.openxmlformats.org/drawingml/2006/picture">
+                <pic:pic xmlns:pic="http://schemas.openxmlformats.org/drawingml/2006/picture">
+                  <pic:nvPicPr>
+                    <pic:cNvPr id="29" name="Picture" descr="./Results_Causal_Discovery_Categorical_DAG.png"/>
+                    <pic:cNvPicPr>
+                      <a:picLocks noChangeAspect="1" noChangeArrowheads="1"/>
+                    </pic:cNvPicPr>
+                  </pic:nvPicPr>
+                  <pic:blipFill>
+                    <a:blip r:embed="rId10"/>
+                    <a:stretch>
+                      <a:fillRect/>
+                    </a:stretch>
+                  </pic:blipFill>
+                  <pic:spPr bwMode="auto">
+                    <a:xfrm>
+                      <a:off x="0" y="0"/>
+                      <a:ext cx="5334000" cy="3733136"/>
+                    </a:xfrm>
+                    <a:prstGeom prst="rect">
+                      <a:avLst/>
+                    </a:prstGeom>
+                    <a:noFill/>
+                    <a:ln w="9525">
+                      <a:noFill/>
+                      <a:headEnd/>
+                      <a:tailEnd/>
+                    </a:ln>
+                  </pic:spPr>
+                </pic:pic>
+              </a:graphicData>
+            </a:graphic>
+          </wp:inline>
+        </w:drawing>
+      </w:r>
+    </w:p>
+    <w:p>
+      <w:pPr>
+        <w:pStyle w:val="berschrift2"/>
+      </w:pPr>
+      <w:bookmarkStart w:id="3" w:name="done"/>
+      <w:bookmarkEnd w:id="1"/>
+      <w:r>
+        <w:t>Done</w:t>
       </w:r>
     </w:p>
     <w:p>
@@ -217,43 +240,28 @@
         <w:rPr>
           <w:rStyle w:val="VerbatimChar"/>
         </w:rPr>
-        <w:t xml:space="preserve">Time difference of 26.79295 secs</w:t>
+        <w:t>Time difference of 12.20496 secs</w:t>
       </w:r>
     </w:p>
-    <w:bookmarkEnd w:id="31"/>
-    <w:sectPr/>
+    <w:bookmarkEnd w:id="3"/>
+    <w:sectPr>
+      <w:footnotePr>
+        <w:numRestart w:val="eachSect"/>
+      </w:footnotePr>
+      <w:pgSz w:w="12240" w:h="15840"/>
+      <w:pgMar w:top="1417" w:right="1417" w:bottom="1134" w:left="1417" w:header="720" w:footer="720" w:gutter="0"/>
+      <w:cols w:space="720"/>
+    </w:sectPr>
   </w:body>
 </w:document>
 </file>
 
-<file path=word/comments.xml><?xml version="1.0" encoding="utf-8"?>
-<w:comments xmlns:w="http://schemas.openxmlformats.org/wordprocessingml/2006/main" xmlns:m="http://schemas.openxmlformats.org/officeDocument/2006/math" xmlns:r="http://schemas.openxmlformats.org/officeDocument/2006/relationships" xmlns:o="urn:schemas-microsoft-com:office:office" xmlns:v="urn:schemas-microsoft-com:vml" xmlns:w10="urn:schemas-microsoft-com:office:word" xmlns:a="http://schemas.openxmlformats.org/drawingml/2006/main" xmlns:pic="http://schemas.openxmlformats.org/drawingml/2006/picture" xmlns:wp="http://schemas.openxmlformats.org/drawingml/2006/wordprocessingDrawing"/>
-</file>
-
-<file path=word/footnotes.xml><?xml version="1.0" encoding="utf-8"?>
-<w:footnotes xmlns:w="http://schemas.openxmlformats.org/wordprocessingml/2006/main" xmlns:m="http://schemas.openxmlformats.org/officeDocument/2006/math" xmlns:r="http://schemas.openxmlformats.org/officeDocument/2006/relationships" xmlns:o="urn:schemas-microsoft-com:office:office" xmlns:v="urn:schemas-microsoft-com:vml" xmlns:w10="urn:schemas-microsoft-com:office:word" xmlns:a="http://schemas.openxmlformats.org/drawingml/2006/main" xmlns:pic="http://schemas.openxmlformats.org/drawingml/2006/picture" xmlns:wp="http://schemas.openxmlformats.org/drawingml/2006/wordprocessingDrawing">
-  <w:footnote w:type="continuationSeparator" w:id="0">
-    <w:p>
-      <w:r>
-        <w:continuationSeparator/>
-      </w:r>
-    </w:p>
-  </w:footnote>
-  <w:footnote w:type="separator" w:id="-1">
-    <w:p>
-      <w:r>
-        <w:separator/>
-      </w:r>
-    </w:p>
-  </w:footnote>
-</w:footnotes>
-</file>
-
 <file path=word/numbering.xml><?xml version="1.0" encoding="utf-8"?>
-<w:numbering xmlns:w="http://schemas.openxmlformats.org/wordprocessingml/2006/main">
-  <w:abstractNum w:abstractNumId="990">
+<w:numbering xmlns:wpc="http://schemas.microsoft.com/office/word/2010/wordprocessingCanvas" xmlns:cx="http://schemas.microsoft.com/office/drawing/2014/chartex" xmlns:cx1="http://schemas.microsoft.com/office/drawing/2015/9/8/chartex" xmlns:cx2="http://schemas.microsoft.com/office/drawing/2015/10/21/chartex" xmlns:cx3="http://schemas.microsoft.com/office/drawing/2016/5/9/chartex" xmlns:cx4="http://schemas.microsoft.com/office/drawing/2016/5/10/chartex" xmlns:cx5="http://schemas.microsoft.com/office/drawing/2016/5/11/chartex" xmlns:cx6="http://schemas.microsoft.com/office/drawing/2016/5/12/chartex" xmlns:cx7="http://schemas.microsoft.com/office/drawing/2016/5/13/chartex" xmlns:cx8="http://schemas.microsoft.com/office/drawing/2016/5/14/chartex" xmlns:mc="http://schemas.openxmlformats.org/markup-compatibility/2006" xmlns:aink="http://schemas.microsoft.com/office/drawing/2016/ink" xmlns:am3d="http://schemas.microsoft.com/office/drawing/2017/model3d" xmlns:o="urn:schemas-microsoft-com:office:office" xmlns:r="http://schemas.openxmlformats.org/officeDocument/2006/relationships" xmlns:m="http://schemas.openxmlformats.org/officeDocument/2006/math" xmlns:v="urn:schemas-microsoft-com:vml" xmlns:wp14="http://schemas.microsoft.com/office/word/2010/wordprocessingDrawing" xmlns:wp="http://schemas.openxmlformats.org/drawingml/2006/wordprocessingDrawing" xmlns:w10="urn:schemas-microsoft-com:office:word" xmlns:w="http://schemas.openxmlformats.org/wordprocessingml/2006/main" xmlns:w14="http://schemas.microsoft.com/office/word/2010/wordml" xmlns:w15="http://schemas.microsoft.com/office/word/2012/wordml" xmlns:w16cid="http://schemas.microsoft.com/office/word/2016/wordml/cid" xmlns:w16se="http://schemas.microsoft.com/office/word/2015/wordml/symex" xmlns:wpg="http://schemas.microsoft.com/office/word/2010/wordprocessingGroup" xmlns:wpi="http://schemas.microsoft.com/office/word/2010/wordprocessingInk" xmlns:wne="http://schemas.microsoft.com/office/word/2006/wordml" xmlns:wps="http://schemas.microsoft.com/office/word/2010/wordprocessingShape" mc:Ignorable="w14 w15 w16se w16cid wp14">
+  <w:abstractNum w:abstractNumId="0" w15:restartNumberingAfterBreak="0">
     <w:nsid w:val="0000A990"/>
     <w:multiLevelType w:val="multilevel"/>
+    <w:tmpl w:val="B1DA8032"/>
     <w:lvl w:ilvl="0">
       <w:numFmt w:val="bullet"/>
       <w:lvlText w:val=" "/>
@@ -327,21 +335,21 @@
       </w:pPr>
     </w:lvl>
   </w:abstractNum>
-  <w:num w:numId="1000">
-    <w:abstractNumId w:val="990"/>
+  <w:num w:numId="1">
+    <w:abstractNumId w:val="0"/>
   </w:num>
 </w:numbering>
 </file>
 
 <file path=word/styles.xml><?xml version="1.0" encoding="utf-8"?>
-<w:styles xmlns:r="http://schemas.openxmlformats.org/officeDocument/2006/relationships" xmlns:w="http://schemas.openxmlformats.org/wordprocessingml/2006/main">
+<w:styles xmlns:mc="http://schemas.openxmlformats.org/markup-compatibility/2006" xmlns:r="http://schemas.openxmlformats.org/officeDocument/2006/relationships" xmlns:w="http://schemas.openxmlformats.org/wordprocessingml/2006/main" xmlns:w14="http://schemas.microsoft.com/office/word/2010/wordml" xmlns:w15="http://schemas.microsoft.com/office/word/2012/wordml" xmlns:w16cid="http://schemas.microsoft.com/office/word/2016/wordml/cid" xmlns:w16se="http://schemas.microsoft.com/office/word/2015/wordml/symex" mc:Ignorable="w14 w15 w16se w16cid">
   <w:docDefaults>
     <w:rPrDefault>
       <w:rPr>
-        <w:rFonts w:asciiTheme="minorHAnsi" w:cstheme="minorBidi" w:eastAsiaTheme="minorHAnsi" w:hAnsiTheme="minorHAnsi"/>
+        <w:rFonts w:asciiTheme="minorHAnsi" w:eastAsiaTheme="minorHAnsi" w:hAnsiTheme="minorHAnsi" w:cstheme="minorBidi"/>
         <w:sz w:val="24"/>
         <w:szCs w:val="24"/>
-        <w:lang w:bidi="ar-SA" w:eastAsia="en-US" w:val="en-US"/>
+        <w:lang w:val="en-US" w:eastAsia="en-US" w:bidi="ar-SA"/>
       </w:rPr>
     </w:rPrDefault>
     <w:pPrDefault>
@@ -350,189 +358,376 @@
       </w:pPr>
     </w:pPrDefault>
   </w:docDefaults>
-  <w:latentStyles w:count="276" w:defLockedState="0" w:defQFormat="0" w:defSemiHidden="0" w:defUIPriority="0" w:defUnhideWhenUsed="0"/>
-  <w:style w:default="1" w:styleId="Normal" w:type="paragraph">
+  <w:latentStyles w:defLockedState="0" w:defUIPriority="0" w:defSemiHidden="0" w:defUnhideWhenUsed="0" w:defQFormat="0" w:count="375">
+    <w:lsdException w:name="Normal" w:qFormat="1"/>
+    <w:lsdException w:name="heading 1" w:uiPriority="9" w:qFormat="1"/>
+    <w:lsdException w:name="heading 2" w:uiPriority="9" w:qFormat="1"/>
+    <w:lsdException w:name="heading 3" w:uiPriority="9" w:qFormat="1"/>
+    <w:lsdException w:name="heading 4" w:uiPriority="9" w:qFormat="1"/>
+    <w:lsdException w:name="heading 5" w:uiPriority="9" w:qFormat="1"/>
+    <w:lsdException w:name="heading 6" w:semiHidden="1" w:uiPriority="9" w:unhideWhenUsed="1" w:qFormat="1"/>
+    <w:lsdException w:name="heading 7" w:uiPriority="9" w:qFormat="1"/>
+    <w:lsdException w:name="heading 8" w:uiPriority="9" w:qFormat="1"/>
+    <w:lsdException w:name="heading 9" w:uiPriority="9" w:qFormat="1"/>
+    <w:lsdException w:name="index 3" w:semiHidden="1" w:unhideWhenUsed="1"/>
+    <w:lsdException w:name="index 4" w:semiHidden="1" w:unhideWhenUsed="1"/>
+    <w:lsdException w:name="index 5" w:semiHidden="1" w:unhideWhenUsed="1"/>
+    <w:lsdException w:name="index 6" w:semiHidden="1" w:unhideWhenUsed="1"/>
+    <w:lsdException w:name="index 7" w:semiHidden="1" w:unhideWhenUsed="1"/>
+    <w:lsdException w:name="index 8" w:semiHidden="1" w:unhideWhenUsed="1"/>
+    <w:lsdException w:name="index 9" w:semiHidden="1" w:unhideWhenUsed="1"/>
+    <w:lsdException w:name="toc 1" w:semiHidden="1" w:unhideWhenUsed="1"/>
+    <w:lsdException w:name="toc 2" w:semiHidden="1" w:unhideWhenUsed="1"/>
+    <w:lsdException w:name="toc 3" w:semiHidden="1" w:unhideWhenUsed="1"/>
+    <w:lsdException w:name="toc 4" w:semiHidden="1" w:unhideWhenUsed="1"/>
+    <w:lsdException w:name="toc 5" w:semiHidden="1" w:unhideWhenUsed="1"/>
+    <w:lsdException w:name="toc 6" w:semiHidden="1" w:unhideWhenUsed="1"/>
+    <w:lsdException w:name="toc 7" w:semiHidden="1" w:unhideWhenUsed="1"/>
+    <w:lsdException w:name="toc 8" w:semiHidden="1" w:unhideWhenUsed="1"/>
+    <w:lsdException w:name="toc 9" w:semiHidden="1" w:unhideWhenUsed="1"/>
+    <w:lsdException w:name="Normal Indent" w:semiHidden="1" w:unhideWhenUsed="1"/>
+    <w:lsdException w:name="footnote text" w:semiHidden="1" w:uiPriority="9" w:unhideWhenUsed="1" w:qFormat="1"/>
+    <w:lsdException w:name="annotation text" w:semiHidden="1" w:unhideWhenUsed="1"/>
+    <w:lsdException w:name="header" w:semiHidden="1" w:unhideWhenUsed="1"/>
+    <w:lsdException w:name="footer" w:semiHidden="1" w:unhideWhenUsed="1"/>
+    <w:lsdException w:name="index heading" w:semiHidden="1" w:unhideWhenUsed="1"/>
+    <w:lsdException w:name="caption" w:semiHidden="1" w:unhideWhenUsed="1"/>
+    <w:lsdException w:name="table of figures" w:semiHidden="1" w:unhideWhenUsed="1"/>
+    <w:lsdException w:name="envelope address" w:semiHidden="1" w:unhideWhenUsed="1"/>
+    <w:lsdException w:name="envelope return" w:semiHidden="1" w:unhideWhenUsed="1"/>
+    <w:lsdException w:name="footnote reference" w:semiHidden="1" w:unhideWhenUsed="1"/>
+    <w:lsdException w:name="annotation reference" w:semiHidden="1" w:unhideWhenUsed="1"/>
+    <w:lsdException w:name="line number" w:semiHidden="1" w:unhideWhenUsed="1"/>
+    <w:lsdException w:name="page number" w:semiHidden="1" w:unhideWhenUsed="1"/>
+    <w:lsdException w:name="endnote reference" w:semiHidden="1" w:unhideWhenUsed="1"/>
+    <w:lsdException w:name="endnote text" w:semiHidden="1" w:unhideWhenUsed="1"/>
+    <w:lsdException w:name="table of authorities" w:semiHidden="1" w:unhideWhenUsed="1"/>
+    <w:lsdException w:name="macro" w:semiHidden="1" w:unhideWhenUsed="1"/>
+    <w:lsdException w:name="toa heading" w:semiHidden="1" w:unhideWhenUsed="1"/>
+    <w:lsdException w:name="List" w:semiHidden="1" w:unhideWhenUsed="1"/>
+    <w:lsdException w:name="List Bullet" w:semiHidden="1" w:unhideWhenUsed="1"/>
+    <w:lsdException w:name="List Number" w:semiHidden="1" w:unhideWhenUsed="1"/>
+    <w:lsdException w:name="List 2" w:semiHidden="1" w:unhideWhenUsed="1"/>
+    <w:lsdException w:name="List 3" w:semiHidden="1" w:unhideWhenUsed="1"/>
+    <w:lsdException w:name="List 4" w:semiHidden="1" w:unhideWhenUsed="1"/>
+    <w:lsdException w:name="List 5" w:semiHidden="1" w:unhideWhenUsed="1"/>
+    <w:lsdException w:name="List Bullet 3" w:semiHidden="1" w:unhideWhenUsed="1"/>
+    <w:lsdException w:name="List Bullet 4" w:semiHidden="1" w:unhideWhenUsed="1"/>
+    <w:lsdException w:name="List Number 3" w:semiHidden="1" w:unhideWhenUsed="1"/>
+    <w:lsdException w:name="List Number 4" w:semiHidden="1" w:unhideWhenUsed="1"/>
+    <w:lsdException w:name="List Number 5" w:semiHidden="1" w:unhideWhenUsed="1"/>
+    <w:lsdException w:name="Title" w:uiPriority="10" w:qFormat="1"/>
+    <w:lsdException w:name="Closing" w:semiHidden="1" w:unhideWhenUsed="1"/>
+    <w:lsdException w:name="Signature" w:semiHidden="1" w:unhideWhenUsed="1"/>
+    <w:lsdException w:name="Default Paragraph Font" w:semiHidden="1" w:uiPriority="1" w:unhideWhenUsed="1"/>
+    <w:lsdException w:name="Body Text" w:semiHidden="1" w:unhideWhenUsed="1" w:qFormat="1"/>
+    <w:lsdException w:name="Body Text Indent" w:semiHidden="1" w:unhideWhenUsed="1"/>
+    <w:lsdException w:name="List Continue" w:semiHidden="1" w:unhideWhenUsed="1"/>
+    <w:lsdException w:name="List Continue 2" w:semiHidden="1" w:unhideWhenUsed="1"/>
+    <w:lsdException w:name="List Continue 3" w:semiHidden="1" w:unhideWhenUsed="1"/>
+    <w:lsdException w:name="List Continue 4" w:semiHidden="1" w:unhideWhenUsed="1"/>
+    <w:lsdException w:name="List Continue 5" w:semiHidden="1" w:unhideWhenUsed="1"/>
+    <w:lsdException w:name="Message Header" w:semiHidden="1" w:unhideWhenUsed="1"/>
+    <w:lsdException w:name="Subtitle" w:uiPriority="11" w:qFormat="1"/>
+    <w:lsdException w:name="Salutation" w:semiHidden="1" w:unhideWhenUsed="1"/>
+    <w:lsdException w:name="Date" w:semiHidden="1" w:unhideWhenUsed="1" w:qFormat="1"/>
+    <w:lsdException w:name="Body Text First Indent" w:semiHidden="1" w:unhideWhenUsed="1"/>
+    <w:lsdException w:name="Body Text First Indent 2" w:semiHidden="1" w:unhideWhenUsed="1"/>
+    <w:lsdException w:name="Body Text Indent 3" w:semiHidden="1" w:unhideWhenUsed="1"/>
+    <w:lsdException w:name="Block Text" w:semiHidden="1" w:uiPriority="9" w:unhideWhenUsed="1" w:qFormat="1"/>
+    <w:lsdException w:name="Hyperlink" w:semiHidden="1" w:unhideWhenUsed="1"/>
+    <w:lsdException w:name="FollowedHyperlink" w:semiHidden="1" w:unhideWhenUsed="1"/>
+    <w:lsdException w:name="Document Map" w:semiHidden="1" w:unhideWhenUsed="1"/>
+    <w:lsdException w:name="Plain Text" w:semiHidden="1" w:unhideWhenUsed="1"/>
+    <w:lsdException w:name="E-mail Signature" w:semiHidden="1" w:unhideWhenUsed="1"/>
+    <w:lsdException w:name="HTML Top of Form" w:semiHidden="1" w:unhideWhenUsed="1"/>
+    <w:lsdException w:name="HTML Bottom of Form" w:semiHidden="1" w:unhideWhenUsed="1"/>
+    <w:lsdException w:name="Normal (Web)" w:semiHidden="1" w:unhideWhenUsed="1"/>
+    <w:lsdException w:name="HTML Acronym" w:semiHidden="1" w:unhideWhenUsed="1"/>
+    <w:lsdException w:name="HTML Address" w:semiHidden="1" w:unhideWhenUsed="1"/>
+    <w:lsdException w:name="HTML Cite" w:semiHidden="1" w:unhideWhenUsed="1"/>
+    <w:lsdException w:name="HTML Code" w:semiHidden="1" w:unhideWhenUsed="1"/>
+    <w:lsdException w:name="HTML Definition" w:semiHidden="1" w:unhideWhenUsed="1"/>
+    <w:lsdException w:name="HTML Keyboard" w:semiHidden="1" w:unhideWhenUsed="1"/>
+    <w:lsdException w:name="HTML Preformatted" w:semiHidden="1" w:unhideWhenUsed="1"/>
+    <w:lsdException w:name="HTML Sample" w:semiHidden="1" w:unhideWhenUsed="1"/>
+    <w:lsdException w:name="HTML Typewriter" w:semiHidden="1" w:unhideWhenUsed="1"/>
+    <w:lsdException w:name="HTML Variable" w:semiHidden="1" w:unhideWhenUsed="1"/>
+    <w:lsdException w:name="Normal Table" w:semiHidden="1" w:unhideWhenUsed="1"/>
+    <w:lsdException w:name="annotation subject" w:semiHidden="1" w:unhideWhenUsed="1"/>
+    <w:lsdException w:name="No List" w:semiHidden="1" w:uiPriority="99" w:unhideWhenUsed="1"/>
+    <w:lsdException w:name="Outline List 1" w:semiHidden="1" w:unhideWhenUsed="1"/>
+    <w:lsdException w:name="Outline List 2" w:semiHidden="1" w:unhideWhenUsed="1"/>
+    <w:lsdException w:name="Outline List 3" w:semiHidden="1" w:unhideWhenUsed="1"/>
+    <w:lsdException w:name="Table Simple 1" w:semiHidden="1" w:unhideWhenUsed="1"/>
+    <w:lsdException w:name="Table Simple 2" w:semiHidden="1" w:unhideWhenUsed="1"/>
+    <w:lsdException w:name="Table Simple 3" w:semiHidden="1" w:unhideWhenUsed="1"/>
+    <w:lsdException w:name="Table Classic 1" w:semiHidden="1" w:unhideWhenUsed="1"/>
+    <w:lsdException w:name="Table Classic 2" w:semiHidden="1" w:unhideWhenUsed="1"/>
+    <w:lsdException w:name="Table Classic 3" w:semiHidden="1" w:unhideWhenUsed="1"/>
+    <w:lsdException w:name="Table Classic 4" w:semiHidden="1" w:unhideWhenUsed="1"/>
+    <w:lsdException w:name="Table Colorful 1" w:semiHidden="1" w:unhideWhenUsed="1"/>
+    <w:lsdException w:name="Table Colorful 2" w:semiHidden="1" w:unhideWhenUsed="1"/>
+    <w:lsdException w:name="Table Colorful 3" w:semiHidden="1" w:unhideWhenUsed="1"/>
+    <w:lsdException w:name="Table Columns 1" w:semiHidden="1" w:unhideWhenUsed="1"/>
+    <w:lsdException w:name="Table Columns 2" w:semiHidden="1" w:unhideWhenUsed="1"/>
+    <w:lsdException w:name="Table Columns 3" w:semiHidden="1" w:unhideWhenUsed="1"/>
+    <w:lsdException w:name="Table Columns 4" w:semiHidden="1" w:unhideWhenUsed="1"/>
+    <w:lsdException w:name="Table Columns 5" w:semiHidden="1" w:unhideWhenUsed="1"/>
+    <w:lsdException w:name="Table Grid 1" w:semiHidden="1" w:unhideWhenUsed="1"/>
+    <w:lsdException w:name="Table Grid 2" w:semiHidden="1" w:unhideWhenUsed="1"/>
+    <w:lsdException w:name="Table Grid 3" w:semiHidden="1" w:unhideWhenUsed="1"/>
+    <w:lsdException w:name="Table Grid 4" w:semiHidden="1" w:unhideWhenUsed="1"/>
+    <w:lsdException w:name="Table Grid 5" w:semiHidden="1" w:unhideWhenUsed="1"/>
+    <w:lsdException w:name="Table Grid 6" w:semiHidden="1" w:unhideWhenUsed="1"/>
+    <w:lsdException w:name="Table Grid 7" w:semiHidden="1" w:unhideWhenUsed="1"/>
+    <w:lsdException w:name="Table Grid 8" w:semiHidden="1" w:unhideWhenUsed="1"/>
+    <w:lsdException w:name="Table List 1" w:semiHidden="1" w:unhideWhenUsed="1"/>
+    <w:lsdException w:name="Table List 2" w:semiHidden="1" w:unhideWhenUsed="1"/>
+    <w:lsdException w:name="Table List 3" w:semiHidden="1" w:unhideWhenUsed="1"/>
+    <w:lsdException w:name="Table List 4" w:semiHidden="1" w:unhideWhenUsed="1"/>
+    <w:lsdException w:name="Table List 5" w:semiHidden="1" w:unhideWhenUsed="1"/>
+    <w:lsdException w:name="Table List 6" w:semiHidden="1" w:unhideWhenUsed="1"/>
+    <w:lsdException w:name="Table List 7" w:semiHidden="1" w:unhideWhenUsed="1"/>
+    <w:lsdException w:name="Table List 8" w:semiHidden="1" w:unhideWhenUsed="1"/>
+    <w:lsdException w:name="Table 3D effects 1" w:semiHidden="1" w:unhideWhenUsed="1"/>
+    <w:lsdException w:name="Table 3D effects 2" w:semiHidden="1" w:unhideWhenUsed="1"/>
+    <w:lsdException w:name="Table 3D effects 3" w:semiHidden="1" w:unhideWhenUsed="1"/>
+    <w:lsdException w:name="Table Contemporary" w:semiHidden="1" w:unhideWhenUsed="1"/>
+    <w:lsdException w:name="Table Elegant" w:semiHidden="1" w:unhideWhenUsed="1"/>
+    <w:lsdException w:name="Table Professional" w:semiHidden="1" w:unhideWhenUsed="1"/>
+    <w:lsdException w:name="Table Subtle 1" w:semiHidden="1" w:unhideWhenUsed="1"/>
+    <w:lsdException w:name="Table Subtle 2" w:semiHidden="1" w:unhideWhenUsed="1"/>
+    <w:lsdException w:name="Table Web 1" w:semiHidden="1" w:unhideWhenUsed="1"/>
+    <w:lsdException w:name="Table Web 2" w:semiHidden="1" w:unhideWhenUsed="1"/>
+    <w:lsdException w:name="Table Web 3" w:semiHidden="1" w:unhideWhenUsed="1"/>
+    <w:lsdException w:name="Balloon Text" w:semiHidden="1" w:unhideWhenUsed="1"/>
+    <w:lsdException w:name="Table Theme" w:semiHidden="1" w:unhideWhenUsed="1"/>
+    <w:lsdException w:name="Placeholder Text" w:semiHidden="1"/>
+    <w:lsdException w:name="Light Shading"/>
+    <w:lsdException w:name="Light List"/>
+    <w:lsdException w:name="Light Grid"/>
+    <w:lsdException w:name="Dark List"/>
+    <w:lsdException w:name="Colorful Shading"/>
+    <w:lsdException w:name="Colorful List"/>
+    <w:lsdException w:name="Colorful Grid"/>
+    <w:lsdException w:name="Light Shading Accent 1"/>
+    <w:lsdException w:name="Light List Accent 1"/>
+    <w:lsdException w:name="Light Grid Accent 1"/>
+    <w:lsdException w:name="Medium Shading 1 Accent 1"/>
+    <w:lsdException w:name="Medium Shading 2 Accent 1"/>
+    <w:lsdException w:name="Medium List 1 Accent 1"/>
+    <w:lsdException w:name="Revision" w:semiHidden="1"/>
+    <w:lsdException w:name="Medium List 2 Accent 1"/>
+    <w:lsdException w:name="Medium Grid 1 Accent 1"/>
+    <w:lsdException w:name="Medium Grid 2 Accent 1"/>
+    <w:lsdException w:name="Medium Grid 3 Accent 1"/>
+    <w:lsdException w:name="Dark List Accent 1"/>
+    <w:lsdException w:name="Colorful Shading Accent 1"/>
+    <w:lsdException w:name="Colorful List Accent 1"/>
+    <w:lsdException w:name="Colorful Grid Accent 1"/>
+    <w:lsdException w:name="Light Shading Accent 2"/>
+    <w:lsdException w:name="Light List Accent 2"/>
+    <w:lsdException w:name="Light Grid Accent 2"/>
+    <w:lsdException w:name="Medium Shading 1 Accent 2"/>
+    <w:lsdException w:name="Medium Shading 2 Accent 2"/>
+    <w:lsdException w:name="Medium List 1 Accent 2"/>
+    <w:lsdException w:name="Medium List 2 Accent 2"/>
+    <w:lsdException w:name="Medium Grid 1 Accent 2"/>
+    <w:lsdException w:name="Medium Grid 2 Accent 2"/>
+    <w:lsdException w:name="Medium Grid 3 Accent 2"/>
+    <w:lsdException w:name="Dark List Accent 2"/>
+    <w:lsdException w:name="Colorful Shading Accent 2"/>
+    <w:lsdException w:name="Colorful List Accent 2"/>
+    <w:lsdException w:name="Colorful Grid Accent 2"/>
+    <w:lsdException w:name="Light Shading Accent 3"/>
+    <w:lsdException w:name="Light List Accent 3"/>
+    <w:lsdException w:name="Light Grid Accent 3"/>
+    <w:lsdException w:name="Medium Shading 1 Accent 3"/>
+    <w:lsdException w:name="Medium Shading 2 Accent 3"/>
+    <w:lsdException w:name="Medium List 1 Accent 3"/>
+    <w:lsdException w:name="Medium List 2 Accent 3"/>
+    <w:lsdException w:name="Medium Grid 1 Accent 3"/>
+    <w:lsdException w:name="Medium Grid 2 Accent 3"/>
+    <w:lsdException w:name="Medium Grid 3 Accent 3"/>
+    <w:lsdException w:name="Dark List Accent 3"/>
+    <w:lsdException w:name="Colorful Shading Accent 3"/>
+    <w:lsdException w:name="Colorful List Accent 3"/>
+    <w:lsdException w:name="Colorful Grid Accent 3"/>
+    <w:lsdException w:name="Light Shading Accent 4"/>
+    <w:lsdException w:name="Light List Accent 4"/>
+    <w:lsdException w:name="Light Grid Accent 4"/>
+    <w:lsdException w:name="Medium Shading 1 Accent 4"/>
+    <w:lsdException w:name="Medium Shading 2 Accent 4"/>
+    <w:lsdException w:name="Medium List 1 Accent 4"/>
+    <w:lsdException w:name="Medium List 2 Accent 4"/>
+    <w:lsdException w:name="Medium Grid 1 Accent 4"/>
+    <w:lsdException w:name="Medium Grid 2 Accent 4"/>
+    <w:lsdException w:name="Medium Grid 3 Accent 4"/>
+    <w:lsdException w:name="Dark List Accent 4"/>
+    <w:lsdException w:name="Colorful Shading Accent 4"/>
+    <w:lsdException w:name="Colorful List Accent 4"/>
+    <w:lsdException w:name="Colorful Grid Accent 4"/>
+    <w:lsdException w:name="Light Shading Accent 5"/>
+    <w:lsdException w:name="Light List Accent 5"/>
+    <w:lsdException w:name="Light Grid Accent 5"/>
+    <w:lsdException w:name="Medium Shading 1 Accent 5"/>
+    <w:lsdException w:name="Medium Shading 2 Accent 5"/>
+    <w:lsdException w:name="Medium List 1 Accent 5"/>
+    <w:lsdException w:name="Medium List 2 Accent 5"/>
+    <w:lsdException w:name="Medium Grid 1 Accent 5"/>
+    <w:lsdException w:name="Medium Grid 2 Accent 5"/>
+    <w:lsdException w:name="Medium Grid 3 Accent 5"/>
+    <w:lsdException w:name="Dark List Accent 5"/>
+    <w:lsdException w:name="Colorful Shading Accent 5"/>
+    <w:lsdException w:name="Colorful List Accent 5"/>
+    <w:lsdException w:name="Colorful Grid Accent 5"/>
+    <w:lsdException w:name="Light Shading Accent 6"/>
+    <w:lsdException w:name="Light List Accent 6"/>
+    <w:lsdException w:name="Light Grid Accent 6"/>
+    <w:lsdException w:name="Medium Shading 1 Accent 6"/>
+    <w:lsdException w:name="Medium Shading 2 Accent 6"/>
+    <w:lsdException w:name="Medium List 1 Accent 6"/>
+    <w:lsdException w:name="Medium List 2 Accent 6"/>
+    <w:lsdException w:name="Medium Grid 1 Accent 6"/>
+    <w:lsdException w:name="Medium Grid 2 Accent 6"/>
+    <w:lsdException w:name="Medium Grid 3 Accent 6"/>
+    <w:lsdException w:name="Dark List Accent 6"/>
+    <w:lsdException w:name="Colorful Shading Accent 6"/>
+    <w:lsdException w:name="Colorful List Accent 6"/>
+    <w:lsdException w:name="Colorful Grid Accent 6"/>
+    <w:lsdException w:name="Bibliography" w:semiHidden="1" w:unhideWhenUsed="1" w:qFormat="1"/>
+    <w:lsdException w:name="TOC Heading" w:semiHidden="1" w:uiPriority="39" w:unhideWhenUsed="1" w:qFormat="1"/>
+    <w:lsdException w:name="Grid Table 4" w:uiPriority="49"/>
+    <w:lsdException w:name="Grid Table 5 Dark" w:uiPriority="50"/>
+    <w:lsdException w:name="Grid Table 6 Colorful" w:uiPriority="51"/>
+    <w:lsdException w:name="Grid Table 7 Colorful" w:uiPriority="52"/>
+    <w:lsdException w:name="Grid Table 1 Light Accent 1" w:uiPriority="46"/>
+    <w:lsdException w:name="Grid Table 2 Accent 1" w:uiPriority="47"/>
+    <w:lsdException w:name="Grid Table 3 Accent 1" w:uiPriority="48"/>
+    <w:lsdException w:name="Grid Table 4 Accent 1" w:uiPriority="49"/>
+    <w:lsdException w:name="Grid Table 5 Dark Accent 1" w:uiPriority="50"/>
+    <w:lsdException w:name="Grid Table 6 Colorful Accent 1" w:uiPriority="51"/>
+    <w:lsdException w:name="Grid Table 7 Colorful Accent 1" w:uiPriority="52"/>
+    <w:lsdException w:name="Grid Table 1 Light Accent 2" w:uiPriority="46"/>
+    <w:lsdException w:name="Grid Table 2 Accent 2" w:uiPriority="47"/>
+    <w:lsdException w:name="Grid Table 3 Accent 2" w:uiPriority="48"/>
+    <w:lsdException w:name="Grid Table 4 Accent 2" w:uiPriority="49"/>
+    <w:lsdException w:name="Grid Table 5 Dark Accent 2" w:uiPriority="50"/>
+    <w:lsdException w:name="Grid Table 6 Colorful Accent 2" w:uiPriority="51"/>
+    <w:lsdException w:name="Grid Table 7 Colorful Accent 2" w:uiPriority="52"/>
+    <w:lsdException w:name="Grid Table 1 Light Accent 3" w:uiPriority="46"/>
+    <w:lsdException w:name="Grid Table 2 Accent 3" w:uiPriority="47"/>
+    <w:lsdException w:name="Grid Table 3 Accent 3" w:uiPriority="48"/>
+    <w:lsdException w:name="Grid Table 4 Accent 3" w:uiPriority="49"/>
+    <w:lsdException w:name="Grid Table 5 Dark Accent 3" w:uiPriority="50"/>
+    <w:lsdException w:name="Grid Table 6 Colorful Accent 3" w:uiPriority="51"/>
+    <w:lsdException w:name="Grid Table 7 Colorful Accent 3" w:uiPriority="52"/>
+    <w:lsdException w:name="Grid Table 1 Light Accent 4" w:uiPriority="46"/>
+    <w:lsdException w:name="Grid Table 2 Accent 4" w:uiPriority="47"/>
+    <w:lsdException w:name="Grid Table 3 Accent 4" w:uiPriority="48"/>
+    <w:lsdException w:name="Grid Table 4 Accent 4" w:uiPriority="49"/>
+    <w:lsdException w:name="Grid Table 5 Dark Accent 4" w:uiPriority="50"/>
+    <w:lsdException w:name="Grid Table 6 Colorful Accent 4" w:uiPriority="51"/>
+    <w:lsdException w:name="Grid Table 7 Colorful Accent 4" w:uiPriority="52"/>
+    <w:lsdException w:name="Grid Table 1 Light Accent 5" w:uiPriority="46"/>
+    <w:lsdException w:name="Grid Table 2 Accent 5" w:uiPriority="47"/>
+    <w:lsdException w:name="Grid Table 3 Accent 5" w:uiPriority="48"/>
+    <w:lsdException w:name="Grid Table 4 Accent 5" w:uiPriority="49"/>
+    <w:lsdException w:name="Grid Table 5 Dark Accent 5" w:uiPriority="50"/>
+    <w:lsdException w:name="Grid Table 6 Colorful Accent 5" w:uiPriority="51"/>
+    <w:lsdException w:name="Grid Table 7 Colorful Accent 5" w:uiPriority="52"/>
+    <w:lsdException w:name="Grid Table 1 Light Accent 6" w:uiPriority="46"/>
+    <w:lsdException w:name="Grid Table 2 Accent 6" w:uiPriority="47"/>
+    <w:lsdException w:name="Grid Table 3 Accent 6" w:uiPriority="48"/>
+    <w:lsdException w:name="Grid Table 4 Accent 6" w:uiPriority="49"/>
+    <w:lsdException w:name="Grid Table 5 Dark Accent 6" w:uiPriority="50"/>
+    <w:lsdException w:name="Grid Table 6 Colorful Accent 6" w:uiPriority="51"/>
+    <w:lsdException w:name="Grid Table 7 Colorful Accent 6" w:uiPriority="52"/>
+    <w:lsdException w:name="List Table 1 Light" w:uiPriority="46"/>
+    <w:lsdException w:name="List Table 2" w:uiPriority="47"/>
+    <w:lsdException w:name="List Table 3" w:uiPriority="48"/>
+    <w:lsdException w:name="List Table 4" w:uiPriority="49"/>
+    <w:lsdException w:name="List Table 5 Dark" w:uiPriority="50"/>
+    <w:lsdException w:name="List Table 6 Colorful" w:uiPriority="51"/>
+    <w:lsdException w:name="List Table 7 Colorful" w:uiPriority="52"/>
+    <w:lsdException w:name="List Table 1 Light Accent 1" w:uiPriority="46"/>
+    <w:lsdException w:name="List Table 2 Accent 1" w:uiPriority="47"/>
+    <w:lsdException w:name="List Table 3 Accent 1" w:uiPriority="48"/>
+    <w:lsdException w:name="List Table 4 Accent 1" w:uiPriority="49"/>
+    <w:lsdException w:name="List Table 5 Dark Accent 1" w:uiPriority="50"/>
+    <w:lsdException w:name="List Table 6 Colorful Accent 1" w:uiPriority="51"/>
+    <w:lsdException w:name="List Table 7 Colorful Accent 1" w:uiPriority="52"/>
+    <w:lsdException w:name="List Table 1 Light Accent 2" w:uiPriority="46"/>
+    <w:lsdException w:name="List Table 2 Accent 2" w:uiPriority="47"/>
+    <w:lsdException w:name="List Table 3 Accent 2" w:uiPriority="48"/>
+    <w:lsdException w:name="List Table 4 Accent 2" w:uiPriority="49"/>
+    <w:lsdException w:name="List Table 5 Dark Accent 2" w:uiPriority="50"/>
+    <w:lsdException w:name="List Table 6 Colorful Accent 2" w:uiPriority="51"/>
+    <w:lsdException w:name="List Table 7 Colorful Accent 2" w:uiPriority="52"/>
+    <w:lsdException w:name="List Table 1 Light Accent 3" w:uiPriority="46"/>
+    <w:lsdException w:name="List Table 2 Accent 3" w:uiPriority="47"/>
+    <w:lsdException w:name="List Table 3 Accent 3" w:uiPriority="48"/>
+    <w:lsdException w:name="List Table 4 Accent 3" w:uiPriority="49"/>
+    <w:lsdException w:name="List Table 5 Dark Accent 3" w:uiPriority="50"/>
+    <w:lsdException w:name="List Table 6 Colorful Accent 3" w:uiPriority="51"/>
+    <w:lsdException w:name="List Table 7 Colorful Accent 3" w:uiPriority="52"/>
+    <w:lsdException w:name="List Table 1 Light Accent 4" w:uiPriority="46"/>
+    <w:lsdException w:name="List Table 2 Accent 4" w:uiPriority="47"/>
+    <w:lsdException w:name="List Table 3 Accent 4" w:uiPriority="48"/>
+    <w:lsdException w:name="List Table 4 Accent 4" w:uiPriority="49"/>
+    <w:lsdException w:name="List Table 5 Dark Accent 4" w:uiPriority="50"/>
+    <w:lsdException w:name="List Table 6 Colorful Accent 4" w:uiPriority="51"/>
+    <w:lsdException w:name="List Table 7 Colorful Accent 4" w:uiPriority="52"/>
+    <w:lsdException w:name="List Table 1 Light Accent 5" w:uiPriority="46"/>
+    <w:lsdException w:name="List Table 2 Accent 5" w:uiPriority="47"/>
+    <w:lsdException w:name="List Table 3 Accent 5" w:uiPriority="48"/>
+    <w:lsdException w:name="List Table 4 Accent 5" w:uiPriority="49"/>
+    <w:lsdException w:name="List Table 5 Dark Accent 5" w:uiPriority="50"/>
+    <w:lsdException w:name="List Table 6 Colorful Accent 5" w:uiPriority="51"/>
+    <w:lsdException w:name="List Table 7 Colorful Accent 5" w:uiPriority="52"/>
+    <w:lsdException w:name="List Table 1 Light Accent 6" w:uiPriority="46"/>
+    <w:lsdException w:name="List Table 2 Accent 6" w:uiPriority="47"/>
+    <w:lsdException w:name="List Table 3 Accent 6" w:uiPriority="48"/>
+    <w:lsdException w:name="List Table 4 Accent 6" w:uiPriority="49"/>
+    <w:lsdException w:name="List Table 5 Dark Accent 6" w:uiPriority="50"/>
+    <w:lsdException w:name="List Table 6 Colorful Accent 6" w:uiPriority="51"/>
+    <w:lsdException w:name="List Table 7 Colorful Accent 6" w:uiPriority="52"/>
+    <w:lsdException w:name="Mention" w:semiHidden="1" w:uiPriority="99" w:unhideWhenUsed="1"/>
+    <w:lsdException w:name="Smart Hyperlink" w:semiHidden="1" w:uiPriority="99" w:unhideWhenUsed="1"/>
+    <w:lsdException w:name="Hashtag" w:semiHidden="1" w:uiPriority="99" w:unhideWhenUsed="1"/>
+    <w:lsdException w:name="Unresolved Mention" w:semiHidden="1" w:uiPriority="99" w:unhideWhenUsed="1"/>
+  </w:latentStyles>
+  <w:style w:type="paragraph" w:default="1" w:styleId="Standard">
     <w:name w:val="Normal"/>
     <w:qFormat/>
   </w:style>
-  <w:style w:styleId="BodyText" w:type="paragraph">
-    <w:name w:val="Body Text"/>
-    <w:basedOn w:val="Normal"/>
-    <w:link w:val="BodyTextChar"/>
-    <w:qFormat/>
-    <w:pPr>
-      <w:spacing w:after="180" w:before="180"/>
-    </w:pPr>
-  </w:style>
-  <w:style w:customStyle="1" w:styleId="FirstParagraph" w:type="paragraph">
-    <w:name w:val="First Paragraph"/>
-    <w:basedOn w:val="BodyText"/>
-    <w:next w:val="BodyText"/>
-    <w:qFormat/>
-  </w:style>
-  <w:style w:customStyle="1" w:styleId="Compact" w:type="paragraph">
-    <w:name w:val="Compact"/>
-    <w:basedOn w:val="BodyText"/>
-    <w:qFormat/>
-    <w:pPr>
-      <w:spacing w:after="36" w:before="36"/>
-    </w:pPr>
-  </w:style>
-  <w:style w:styleId="Title" w:type="paragraph">
-    <w:name w:val="Title"/>
-    <w:basedOn w:val="Normal"/>
-    <w:next w:val="BodyText"/>
-    <w:link w:val="TitleChar"/>
-    <w:uiPriority w:val="10"/>
+  <w:style w:type="paragraph" w:styleId="berschrift1">
+    <w:name w:val="heading 1"/>
+    <w:basedOn w:val="Standard"/>
+    <w:next w:val="Textkrper"/>
+    <w:link w:val="berschrift1Zchn"/>
+    <w:uiPriority w:val="9"/>
     <w:qFormat/>
     <w:rsid w:val="00A10FD9"/>
-    <w:pPr>
-      <w:spacing w:after="80" w:line="240" w:lineRule="auto"/>
-      <w:contextualSpacing/>
-      <w:jc w:val="center"/>
-    </w:pPr>
-    <w:rPr>
-      <w:rFonts w:asciiTheme="majorHAnsi" w:cstheme="majorBidi" w:eastAsiaTheme="majorEastAsia" w:hAnsiTheme="majorHAnsi"/>
-      <w:spacing w:val="-10"/>
-      <w:kern w:val="28"/>
-      <w:sz w:val="56"/>
-      <w:szCs w:val="56"/>
-    </w:rPr>
-  </w:style>
-  <w:style w:customStyle="1" w:styleId="TitleChar" w:type="character">
-    <w:name w:val="Title Char"/>
-    <w:basedOn w:val="DefaultParagraphFont"/>
-    <w:link w:val="Title"/>
-    <w:uiPriority w:val="10"/>
-    <w:rsid w:val="00A10FD9"/>
-    <w:rPr>
-      <w:rFonts w:asciiTheme="majorHAnsi" w:cstheme="majorBidi" w:eastAsiaTheme="majorEastAsia" w:hAnsiTheme="majorHAnsi"/>
-      <w:spacing w:val="-10"/>
-      <w:kern w:val="28"/>
-      <w:sz w:val="56"/>
-      <w:szCs w:val="56"/>
-    </w:rPr>
-  </w:style>
-  <w:style w:styleId="Subtitle" w:type="paragraph">
-    <w:name w:val="Subtitle"/>
-    <w:basedOn w:val="Title"/>
-    <w:next w:val="BodyText"/>
-    <w:link w:val="SubtitleChar"/>
-    <w:uiPriority w:val="11"/>
-    <w:qFormat/>
-    <w:rsid w:val="00A10FD9"/>
-    <w:pPr>
-      <w:numPr>
-        <w:ilvl w:val="1"/>
-      </w:numPr>
-    </w:pPr>
-    <w:rPr>
-      <w:rFonts w:cstheme="majorBidi" w:eastAsiaTheme="majorEastAsia"/>
-      <w:spacing w:val="15"/>
-      <w:sz w:val="28"/>
-      <w:szCs w:val="28"/>
-    </w:rPr>
-  </w:style>
-  <w:style w:customStyle="1" w:styleId="SubtitleChar" w:type="character">
-    <w:name w:val="Subtitle Char"/>
-    <w:basedOn w:val="DefaultParagraphFont"/>
-    <w:link w:val="Subtitle"/>
-    <w:uiPriority w:val="11"/>
-    <w:rsid w:val="00A10FD9"/>
-    <w:rPr>
-      <w:rFonts w:cstheme="majorBidi" w:eastAsiaTheme="majorEastAsia"/>
-      <w:color w:themeColor="text1" w:themeTint="A6" w:val="595959"/>
-      <w:spacing w:val="15"/>
-      <w:sz w:val="28"/>
-      <w:szCs w:val="28"/>
-    </w:rPr>
-  </w:style>
-  <w:style w:customStyle="1" w:styleId="Author" w:type="paragraph">
-    <w:name w:val="Author"/>
-    <w:next w:val="BodyText"/>
-    <w:qFormat/>
     <w:pPr>
       <w:keepNext/>
       <w:keepLines/>
-      <w:jc w:val="center"/>
-    </w:pPr>
-  </w:style>
-  <w:style w:styleId="Date" w:type="paragraph">
-    <w:name w:val="Date"/>
-    <w:next w:val="BodyText"/>
-    <w:qFormat/>
-    <w:pPr>
-      <w:keepNext/>
-      <w:keepLines/>
-      <w:jc w:val="center"/>
-    </w:pPr>
-  </w:style>
-  <w:style w:customStyle="1" w:styleId="AbstractTitle" w:type="paragraph">
-    <w:name w:val="Abstract Title"/>
-    <w:basedOn w:val="Normal"/>
-    <w:next w:val="Abstract"/>
-    <w:qFormat/>
-    <w:pPr>
-      <w:keepNext/>
-      <w:keepLines/>
-      <w:spacing w:after="0" w:before="300"/>
-      <w:jc w:val="center"/>
-    </w:pPr>
-    <w:rPr>
-      <w:b/>
-      <w:sz w:val="20"/>
-      <w:szCs w:val="20"/>
-    </w:rPr>
-  </w:style>
-  <w:style w:customStyle="1" w:styleId="Abstract" w:type="paragraph">
-    <w:name w:val="Abstract"/>
-    <w:basedOn w:val="Normal"/>
-    <w:next w:val="BodyText"/>
-    <w:qFormat/>
-    <w:pPr>
-      <w:keepNext/>
-      <w:keepLines/>
-      <w:spacing w:after="300" w:before="100"/>
-    </w:pPr>
-    <w:rPr>
-      <w:sz w:val="20"/>
-      <w:szCs w:val="20"/>
-    </w:rPr>
-  </w:style>
-  <w:style w:styleId="Bibliography" w:type="paragraph">
-    <w:name w:val="Bibliography"/>
-    <w:basedOn w:val="Normal"/>
-    <w:next w:val="Bibliography"/>
-    <w:qFormat/>
-    <w:pPr/>
-    <w:rPr/>
-  </w:style>
-  <w:style w:styleId="Heading1" w:type="paragraph">
-    <w:name w:val="heading 1"/>
-    <w:basedOn w:val="Normal"/>
-    <w:next w:val="BodyText"/>
-    <w:link w:val="Heading1Char"/>
-    <w:uiPriority w:val="9"/>
-    <w:qFormat/>
-    <w:rsid w:val="00A10FD9"/>
-    <w:pPr>
-      <w:keepNext/>
-      <w:keepLines/>
-      <w:spacing w:after="80" w:before="360"/>
+      <w:spacing w:before="360" w:after="80"/>
       <w:outlineLvl w:val="0"/>
     </w:pPr>
     <w:rPr>
-      <w:rFonts w:asciiTheme="majorHAnsi" w:cstheme="majorBidi" w:eastAsiaTheme="majorEastAsia" w:hAnsiTheme="majorHAnsi"/>
-      <w:color w:themeColor="accent1" w:themeShade="BF" w:val="0F4761"/>
+      <w:rFonts w:asciiTheme="majorHAnsi" w:eastAsiaTheme="majorEastAsia" w:hAnsiTheme="majorHAnsi" w:cstheme="majorBidi"/>
+      <w:color w:val="0F4761" w:themeColor="accent1" w:themeShade="BF"/>
       <w:sz w:val="40"/>
       <w:szCs w:val="40"/>
     </w:rPr>
   </w:style>
-  <w:style w:styleId="Heading2" w:type="paragraph">
+  <w:style w:type="paragraph" w:styleId="berschrift2">
     <w:name w:val="heading 2"/>
-    <w:basedOn w:val="Normal"/>
-    <w:next w:val="BodyText"/>
-    <w:link w:val="Heading2Char"/>
+    <w:basedOn w:val="Standard"/>
+    <w:next w:val="Textkrper"/>
+    <w:link w:val="berschrift2Zchn"/>
     <w:uiPriority w:val="9"/>
     <w:semiHidden/>
     <w:unhideWhenUsed/>
@@ -541,21 +736,21 @@
     <w:pPr>
       <w:keepNext/>
       <w:keepLines/>
-      <w:spacing w:after="80" w:before="160"/>
+      <w:spacing w:before="160" w:after="80"/>
       <w:outlineLvl w:val="1"/>
     </w:pPr>
     <w:rPr>
-      <w:rFonts w:asciiTheme="majorHAnsi" w:cstheme="majorBidi" w:eastAsiaTheme="majorEastAsia" w:hAnsiTheme="majorHAnsi"/>
-      <w:color w:themeColor="accent1" w:themeShade="BF" w:val="0F4761"/>
+      <w:rFonts w:asciiTheme="majorHAnsi" w:eastAsiaTheme="majorEastAsia" w:hAnsiTheme="majorHAnsi" w:cstheme="majorBidi"/>
+      <w:color w:val="0F4761" w:themeColor="accent1" w:themeShade="BF"/>
       <w:sz w:val="32"/>
       <w:szCs w:val="32"/>
     </w:rPr>
   </w:style>
-  <w:style w:styleId="Heading3" w:type="paragraph">
+  <w:style w:type="paragraph" w:styleId="berschrift3">
     <w:name w:val="heading 3"/>
-    <w:basedOn w:val="Normal"/>
-    <w:next w:val="BodyText"/>
-    <w:link w:val="Heading3Char"/>
+    <w:basedOn w:val="Standard"/>
+    <w:next w:val="Textkrper"/>
+    <w:link w:val="berschrift3Zchn"/>
     <w:uiPriority w:val="9"/>
     <w:semiHidden/>
     <w:unhideWhenUsed/>
@@ -564,21 +759,21 @@
     <w:pPr>
       <w:keepNext/>
       <w:keepLines/>
-      <w:spacing w:after="80" w:before="160"/>
+      <w:spacing w:before="160" w:after="80"/>
       <w:outlineLvl w:val="2"/>
     </w:pPr>
     <w:rPr>
-      <w:rFonts w:cstheme="majorBidi" w:eastAsiaTheme="majorEastAsia"/>
-      <w:color w:themeColor="accent1" w:themeShade="BF" w:val="0F4761"/>
+      <w:rFonts w:eastAsiaTheme="majorEastAsia" w:cstheme="majorBidi"/>
+      <w:color w:val="0F4761" w:themeColor="accent1" w:themeShade="BF"/>
       <w:sz w:val="28"/>
       <w:szCs w:val="28"/>
     </w:rPr>
   </w:style>
-  <w:style w:styleId="Heading4" w:type="paragraph">
+  <w:style w:type="paragraph" w:styleId="berschrift4">
     <w:name w:val="heading 4"/>
-    <w:basedOn w:val="Normal"/>
-    <w:next w:val="BodyText"/>
-    <w:link w:val="Heading4Char"/>
+    <w:basedOn w:val="Standard"/>
+    <w:next w:val="Textkrper"/>
+    <w:link w:val="berschrift4Zchn"/>
     <w:uiPriority w:val="9"/>
     <w:semiHidden/>
     <w:unhideWhenUsed/>
@@ -587,21 +782,21 @@
     <w:pPr>
       <w:keepNext/>
       <w:keepLines/>
-      <w:spacing w:after="40" w:before="80"/>
+      <w:spacing w:before="80" w:after="40"/>
       <w:outlineLvl w:val="3"/>
     </w:pPr>
     <w:rPr>
-      <w:rFonts w:cstheme="majorBidi" w:eastAsiaTheme="majorEastAsia"/>
+      <w:rFonts w:eastAsiaTheme="majorEastAsia" w:cstheme="majorBidi"/>
       <w:i/>
       <w:iCs/>
-      <w:color w:themeColor="accent1" w:themeShade="BF" w:val="0F4761"/>
-    </w:rPr>
-  </w:style>
-  <w:style w:styleId="Heading5" w:type="paragraph">
+      <w:color w:val="0F4761" w:themeColor="accent1" w:themeShade="BF"/>
+    </w:rPr>
+  </w:style>
+  <w:style w:type="paragraph" w:styleId="berschrift5">
     <w:name w:val="heading 5"/>
-    <w:basedOn w:val="Normal"/>
-    <w:next w:val="BodyText"/>
-    <w:link w:val="Heading5Char"/>
+    <w:basedOn w:val="Standard"/>
+    <w:next w:val="Textkrper"/>
+    <w:link w:val="berschrift5Zchn"/>
     <w:uiPriority w:val="9"/>
     <w:semiHidden/>
     <w:unhideWhenUsed/>
@@ -610,19 +805,19 @@
     <w:pPr>
       <w:keepNext/>
       <w:keepLines/>
-      <w:spacing w:after="40" w:before="80"/>
+      <w:spacing w:before="80" w:after="40"/>
       <w:outlineLvl w:val="4"/>
     </w:pPr>
     <w:rPr>
-      <w:rFonts w:cstheme="majorBidi" w:eastAsiaTheme="majorEastAsia"/>
-      <w:color w:themeColor="accent1" w:themeShade="BF" w:val="0F4761"/>
-    </w:rPr>
-  </w:style>
-  <w:style w:styleId="Heading6" w:type="paragraph">
+      <w:rFonts w:eastAsiaTheme="majorEastAsia" w:cstheme="majorBidi"/>
+      <w:color w:val="0F4761" w:themeColor="accent1" w:themeShade="BF"/>
+    </w:rPr>
+  </w:style>
+  <w:style w:type="paragraph" w:styleId="berschrift6">
     <w:name w:val="heading 6"/>
-    <w:basedOn w:val="Normal"/>
-    <w:next w:val="BodyText"/>
-    <w:link w:val="Heading6Char"/>
+    <w:basedOn w:val="Standard"/>
+    <w:next w:val="Textkrper"/>
+    <w:link w:val="berschrift6Zchn"/>
     <w:uiPriority w:val="9"/>
     <w:semiHidden/>
     <w:unhideWhenUsed/>
@@ -631,21 +826,21 @@
     <w:pPr>
       <w:keepNext/>
       <w:keepLines/>
-      <w:spacing w:after="0" w:before="40"/>
+      <w:spacing w:before="40" w:after="0"/>
       <w:outlineLvl w:val="5"/>
     </w:pPr>
     <w:rPr>
-      <w:rFonts w:cstheme="majorBidi" w:eastAsiaTheme="majorEastAsia"/>
+      <w:rFonts w:eastAsiaTheme="majorEastAsia" w:cstheme="majorBidi"/>
       <w:i/>
       <w:iCs/>
-      <w:color w:themeColor="text1" w:themeTint="A6" w:val="595959"/>
-    </w:rPr>
-  </w:style>
-  <w:style w:styleId="Heading7" w:type="paragraph">
+      <w:color w:val="595959" w:themeColor="text1" w:themeTint="A6"/>
+    </w:rPr>
+  </w:style>
+  <w:style w:type="paragraph" w:styleId="berschrift7">
     <w:name w:val="heading 7"/>
-    <w:basedOn w:val="Normal"/>
-    <w:next w:val="BodyText"/>
-    <w:link w:val="Heading7Char"/>
+    <w:basedOn w:val="Standard"/>
+    <w:next w:val="Textkrper"/>
+    <w:link w:val="berschrift7Zchn"/>
     <w:uiPriority w:val="9"/>
     <w:semiHidden/>
     <w:unhideWhenUsed/>
@@ -654,19 +849,19 @@
     <w:pPr>
       <w:keepNext/>
       <w:keepLines/>
-      <w:spacing w:after="0" w:before="40"/>
+      <w:spacing w:before="40" w:after="0"/>
       <w:outlineLvl w:val="6"/>
     </w:pPr>
     <w:rPr>
-      <w:rFonts w:cstheme="majorBidi" w:eastAsiaTheme="majorEastAsia"/>
-      <w:color w:themeColor="text1" w:themeTint="A6" w:val="595959"/>
-    </w:rPr>
-  </w:style>
-  <w:style w:styleId="Heading8" w:type="paragraph">
+      <w:rFonts w:eastAsiaTheme="majorEastAsia" w:cstheme="majorBidi"/>
+      <w:color w:val="595959" w:themeColor="text1" w:themeTint="A6"/>
+    </w:rPr>
+  </w:style>
+  <w:style w:type="paragraph" w:styleId="berschrift8">
     <w:name w:val="heading 8"/>
-    <w:basedOn w:val="Normal"/>
-    <w:next w:val="BodyText"/>
-    <w:link w:val="Heading8Char"/>
+    <w:basedOn w:val="Standard"/>
+    <w:next w:val="Textkrper"/>
+    <w:link w:val="berschrift8Zchn"/>
     <w:uiPriority w:val="9"/>
     <w:semiHidden/>
     <w:unhideWhenUsed/>
@@ -679,17 +874,17 @@
       <w:outlineLvl w:val="7"/>
     </w:pPr>
     <w:rPr>
-      <w:rFonts w:cstheme="majorBidi" w:eastAsiaTheme="majorEastAsia"/>
+      <w:rFonts w:eastAsiaTheme="majorEastAsia" w:cstheme="majorBidi"/>
       <w:i/>
       <w:iCs/>
-      <w:color w:themeColor="text1" w:themeTint="D8" w:val="272727"/>
-    </w:rPr>
-  </w:style>
-  <w:style w:styleId="Heading9" w:type="paragraph">
+      <w:color w:val="272727" w:themeColor="text1" w:themeTint="D8"/>
+    </w:rPr>
+  </w:style>
+  <w:style w:type="paragraph" w:styleId="berschrift9">
     <w:name w:val="heading 9"/>
-    <w:basedOn w:val="Normal"/>
-    <w:next w:val="BodyText"/>
-    <w:link w:val="Heading9Char"/>
+    <w:basedOn w:val="Standard"/>
+    <w:next w:val="Textkrper"/>
+    <w:link w:val="berschrift9Zchn"/>
     <w:uiPriority w:val="9"/>
     <w:semiHidden/>
     <w:unhideWhenUsed/>
@@ -702,200 +897,370 @@
       <w:outlineLvl w:val="8"/>
     </w:pPr>
     <w:rPr>
-      <w:rFonts w:cstheme="majorBidi" w:eastAsiaTheme="majorEastAsia"/>
-      <w:color w:themeColor="text1" w:themeTint="D8" w:val="272727"/>
-    </w:rPr>
-  </w:style>
-  <w:style w:customStyle="1" w:styleId="Heading1Char" w:type="character">
-    <w:name w:val="Heading 1 Char"/>
-    <w:basedOn w:val="DefaultParagraphFont"/>
-    <w:link w:val="Heading1"/>
+      <w:rFonts w:eastAsiaTheme="majorEastAsia" w:cstheme="majorBidi"/>
+      <w:color w:val="272727" w:themeColor="text1" w:themeTint="D8"/>
+    </w:rPr>
+  </w:style>
+  <w:style w:type="character" w:default="1" w:styleId="Absatz-Standardschriftart">
+    <w:name w:val="Default Paragraph Font"/>
+    <w:uiPriority w:val="1"/>
+    <w:semiHidden/>
+    <w:unhideWhenUsed/>
+  </w:style>
+  <w:style w:type="table" w:default="1" w:styleId="NormaleTabelle">
+    <w:name w:val="Normal Table"/>
+    <w:uiPriority w:val="99"/>
+    <w:semiHidden/>
+    <w:unhideWhenUsed/>
+    <w:tblPr>
+      <w:tblInd w:w="0" w:type="dxa"/>
+      <w:tblCellMar>
+        <w:top w:w="0" w:type="dxa"/>
+        <w:left w:w="108" w:type="dxa"/>
+        <w:bottom w:w="0" w:type="dxa"/>
+        <w:right w:w="108" w:type="dxa"/>
+      </w:tblCellMar>
+    </w:tblPr>
+  </w:style>
+  <w:style w:type="numbering" w:default="1" w:styleId="KeineListe">
+    <w:name w:val="No List"/>
+    <w:uiPriority w:val="99"/>
+    <w:semiHidden/>
+    <w:unhideWhenUsed/>
+  </w:style>
+  <w:style w:type="paragraph" w:styleId="Textkrper">
+    <w:name w:val="Body Text"/>
+    <w:basedOn w:val="Standard"/>
+    <w:qFormat/>
+    <w:pPr>
+      <w:spacing w:before="180" w:after="180"/>
+    </w:pPr>
+  </w:style>
+  <w:style w:type="paragraph" w:customStyle="1" w:styleId="FirstParagraph">
+    <w:name w:val="First Paragraph"/>
+    <w:basedOn w:val="Textkrper"/>
+    <w:next w:val="Textkrper"/>
+    <w:qFormat/>
+  </w:style>
+  <w:style w:type="paragraph" w:customStyle="1" w:styleId="Compact">
+    <w:name w:val="Compact"/>
+    <w:basedOn w:val="Textkrper"/>
+    <w:qFormat/>
+    <w:pPr>
+      <w:spacing w:before="36" w:after="36"/>
+    </w:pPr>
+  </w:style>
+  <w:style w:type="paragraph" w:styleId="Titel">
+    <w:name w:val="Title"/>
+    <w:basedOn w:val="Standard"/>
+    <w:next w:val="Textkrper"/>
+    <w:link w:val="TitelZchn"/>
+    <w:uiPriority w:val="10"/>
+    <w:qFormat/>
+    <w:rsid w:val="00A10FD9"/>
+    <w:pPr>
+      <w:spacing w:after="80"/>
+      <w:contextualSpacing/>
+      <w:jc w:val="center"/>
+    </w:pPr>
+    <w:rPr>
+      <w:rFonts w:asciiTheme="majorHAnsi" w:eastAsiaTheme="majorEastAsia" w:hAnsiTheme="majorHAnsi" w:cstheme="majorBidi"/>
+      <w:sz w:val="56"/>
+      <w:szCs w:val="56"/>
+    </w:rPr>
+  </w:style>
+  <w:style w:type="character" w:customStyle="1" w:styleId="TitelZchn">
+    <w:name w:val="Titel Zchn"/>
+    <w:basedOn w:val="Absatz-Standardschriftart"/>
+    <w:link w:val="Titel"/>
+    <w:uiPriority w:val="10"/>
+    <w:rsid w:val="00A10FD9"/>
+    <w:rPr>
+      <w:rFonts w:asciiTheme="majorHAnsi" w:eastAsiaTheme="majorEastAsia" w:hAnsiTheme="majorHAnsi" w:cstheme="majorBidi"/>
+      <w:sz w:val="56"/>
+      <w:szCs w:val="56"/>
+    </w:rPr>
+  </w:style>
+  <w:style w:type="paragraph" w:styleId="Untertitel">
+    <w:name w:val="Subtitle"/>
+    <w:basedOn w:val="Titel"/>
+    <w:next w:val="Textkrper"/>
+    <w:link w:val="UntertitelZchn"/>
+    <w:uiPriority w:val="11"/>
+    <w:qFormat/>
+    <w:rsid w:val="00A10FD9"/>
+    <w:pPr>
+      <w:numPr>
+        <w:ilvl w:val="1"/>
+      </w:numPr>
+    </w:pPr>
+    <w:rPr>
+      <w:spacing w:val="15"/>
+      <w:sz w:val="28"/>
+      <w:szCs w:val="28"/>
+    </w:rPr>
+  </w:style>
+  <w:style w:type="character" w:customStyle="1" w:styleId="UntertitelZchn">
+    <w:name w:val="Untertitel Zchn"/>
+    <w:basedOn w:val="Absatz-Standardschriftart"/>
+    <w:link w:val="Untertitel"/>
+    <w:uiPriority w:val="11"/>
+    <w:rsid w:val="00A10FD9"/>
+    <w:rPr>
+      <w:rFonts w:eastAsiaTheme="majorEastAsia" w:cstheme="majorBidi"/>
+      <w:color w:val="595959" w:themeColor="text1" w:themeTint="A6"/>
+      <w:spacing w:val="15"/>
+      <w:sz w:val="28"/>
+      <w:szCs w:val="28"/>
+    </w:rPr>
+  </w:style>
+  <w:style w:type="paragraph" w:customStyle="1" w:styleId="Author">
+    <w:name w:val="Author"/>
+    <w:basedOn w:val="Titel"/>
+    <w:next w:val="Textkrper"/>
+    <w:qFormat/>
+    <w:pPr>
+      <w:keepNext/>
+      <w:keepLines/>
+    </w:pPr>
+    <w:rPr>
+      <w:sz w:val="24"/>
+      <w:szCs w:val="24"/>
+    </w:rPr>
+  </w:style>
+  <w:style w:type="paragraph" w:styleId="Datum">
+    <w:name w:val="Date"/>
+    <w:basedOn w:val="Titel"/>
+    <w:next w:val="Textkrper"/>
+    <w:qFormat/>
+    <w:pPr>
+      <w:keepNext/>
+      <w:keepLines/>
+    </w:pPr>
+    <w:rPr>
+      <w:sz w:val="24"/>
+      <w:szCs w:val="24"/>
+    </w:rPr>
+  </w:style>
+  <w:style w:type="paragraph" w:customStyle="1" w:styleId="AbstractTitle">
+    <w:name w:val="Abstract Title"/>
+    <w:basedOn w:val="Standard"/>
+    <w:next w:val="Abstract"/>
+    <w:qFormat/>
+    <w:pPr>
+      <w:keepNext/>
+      <w:keepLines/>
+      <w:spacing w:before="300" w:after="0"/>
+      <w:jc w:val="center"/>
+    </w:pPr>
+    <w:rPr>
+      <w:b/>
+      <w:sz w:val="20"/>
+      <w:szCs w:val="20"/>
+    </w:rPr>
+  </w:style>
+  <w:style w:type="paragraph" w:customStyle="1" w:styleId="Abstract">
+    <w:name w:val="Abstract"/>
+    <w:basedOn w:val="Standard"/>
+    <w:next w:val="Textkrper"/>
+    <w:qFormat/>
+    <w:pPr>
+      <w:keepNext/>
+      <w:keepLines/>
+      <w:spacing w:before="100" w:after="300"/>
+    </w:pPr>
+    <w:rPr>
+      <w:sz w:val="20"/>
+      <w:szCs w:val="20"/>
+    </w:rPr>
+  </w:style>
+  <w:style w:type="paragraph" w:styleId="Literaturverzeichnis">
+    <w:name w:val="Bibliography"/>
+    <w:basedOn w:val="Standard"/>
+    <w:qFormat/>
+  </w:style>
+  <w:style w:type="character" w:customStyle="1" w:styleId="berschrift1Zchn">
+    <w:name w:val="Überschrift 1 Zchn"/>
+    <w:basedOn w:val="Absatz-Standardschriftart"/>
+    <w:link w:val="berschrift1"/>
     <w:uiPriority w:val="9"/>
     <w:rsid w:val="00A10FD9"/>
     <w:rPr>
-      <w:rFonts w:asciiTheme="majorHAnsi" w:cstheme="majorBidi" w:eastAsiaTheme="majorEastAsia" w:hAnsiTheme="majorHAnsi"/>
-      <w:color w:themeColor="accent1" w:themeShade="BF" w:val="0F4761"/>
+      <w:rFonts w:asciiTheme="majorHAnsi" w:eastAsiaTheme="majorEastAsia" w:hAnsiTheme="majorHAnsi" w:cstheme="majorBidi"/>
+      <w:color w:val="0F4761" w:themeColor="accent1" w:themeShade="BF"/>
       <w:sz w:val="40"/>
       <w:szCs w:val="40"/>
     </w:rPr>
   </w:style>
-  <w:style w:customStyle="1" w:styleId="Heading2Char" w:type="character">
-    <w:name w:val="Heading 2 Char"/>
-    <w:basedOn w:val="DefaultParagraphFont"/>
-    <w:link w:val="Heading2"/>
+  <w:style w:type="character" w:customStyle="1" w:styleId="berschrift2Zchn">
+    <w:name w:val="Überschrift 2 Zchn"/>
+    <w:basedOn w:val="Absatz-Standardschriftart"/>
+    <w:link w:val="berschrift2"/>
     <w:uiPriority w:val="9"/>
     <w:semiHidden/>
     <w:rsid w:val="00A10FD9"/>
     <w:rPr>
-      <w:rFonts w:asciiTheme="majorHAnsi" w:cstheme="majorBidi" w:eastAsiaTheme="majorEastAsia" w:hAnsiTheme="majorHAnsi"/>
-      <w:color w:themeColor="accent1" w:themeShade="BF" w:val="0F4761"/>
+      <w:rFonts w:asciiTheme="majorHAnsi" w:eastAsiaTheme="majorEastAsia" w:hAnsiTheme="majorHAnsi" w:cstheme="majorBidi"/>
+      <w:color w:val="0F4761" w:themeColor="accent1" w:themeShade="BF"/>
       <w:sz w:val="32"/>
       <w:szCs w:val="32"/>
     </w:rPr>
   </w:style>
-  <w:style w:customStyle="1" w:styleId="Heading3Char" w:type="character">
-    <w:name w:val="Heading 3 Char"/>
-    <w:basedOn w:val="DefaultParagraphFont"/>
-    <w:link w:val="Heading3"/>
+  <w:style w:type="character" w:customStyle="1" w:styleId="berschrift3Zchn">
+    <w:name w:val="Überschrift 3 Zchn"/>
+    <w:basedOn w:val="Absatz-Standardschriftart"/>
+    <w:link w:val="berschrift3"/>
     <w:uiPriority w:val="9"/>
     <w:semiHidden/>
     <w:rsid w:val="00A10FD9"/>
     <w:rPr>
-      <w:rFonts w:cstheme="majorBidi" w:eastAsiaTheme="majorEastAsia"/>
-      <w:color w:themeColor="accent1" w:themeShade="BF" w:val="0F4761"/>
+      <w:rFonts w:eastAsiaTheme="majorEastAsia" w:cstheme="majorBidi"/>
+      <w:color w:val="0F4761" w:themeColor="accent1" w:themeShade="BF"/>
       <w:sz w:val="28"/>
       <w:szCs w:val="28"/>
     </w:rPr>
   </w:style>
-  <w:style w:customStyle="1" w:styleId="Heading4Char" w:type="character">
-    <w:name w:val="Heading 4 Char"/>
-    <w:basedOn w:val="DefaultParagraphFont"/>
-    <w:link w:val="Heading4"/>
+  <w:style w:type="character" w:customStyle="1" w:styleId="berschrift4Zchn">
+    <w:name w:val="Überschrift 4 Zchn"/>
+    <w:basedOn w:val="Absatz-Standardschriftart"/>
+    <w:link w:val="berschrift4"/>
     <w:uiPriority w:val="9"/>
     <w:semiHidden/>
     <w:rsid w:val="00A10FD9"/>
     <w:rPr>
-      <w:rFonts w:cstheme="majorBidi" w:eastAsiaTheme="majorEastAsia"/>
+      <w:rFonts w:eastAsiaTheme="majorEastAsia" w:cstheme="majorBidi"/>
       <w:i/>
       <w:iCs/>
-      <w:color w:themeColor="accent1" w:themeShade="BF" w:val="0F4761"/>
-    </w:rPr>
-  </w:style>
-  <w:style w:customStyle="1" w:styleId="Heading5Char" w:type="character">
-    <w:name w:val="Heading 5 Char"/>
-    <w:basedOn w:val="DefaultParagraphFont"/>
-    <w:link w:val="Heading5"/>
+      <w:color w:val="0F4761" w:themeColor="accent1" w:themeShade="BF"/>
+    </w:rPr>
+  </w:style>
+  <w:style w:type="character" w:customStyle="1" w:styleId="berschrift5Zchn">
+    <w:name w:val="Überschrift 5 Zchn"/>
+    <w:basedOn w:val="Absatz-Standardschriftart"/>
+    <w:link w:val="berschrift5"/>
     <w:uiPriority w:val="9"/>
     <w:semiHidden/>
     <w:rsid w:val="00A10FD9"/>
     <w:rPr>
-      <w:rFonts w:cstheme="majorBidi" w:eastAsiaTheme="majorEastAsia"/>
-      <w:color w:themeColor="accent1" w:themeShade="BF" w:val="0F4761"/>
-    </w:rPr>
-  </w:style>
-  <w:style w:customStyle="1" w:styleId="Heading6Char" w:type="character">
-    <w:name w:val="Heading 6 Char"/>
-    <w:basedOn w:val="DefaultParagraphFont"/>
-    <w:link w:val="Heading6"/>
+      <w:rFonts w:eastAsiaTheme="majorEastAsia" w:cstheme="majorBidi"/>
+      <w:color w:val="0F4761" w:themeColor="accent1" w:themeShade="BF"/>
+    </w:rPr>
+  </w:style>
+  <w:style w:type="character" w:customStyle="1" w:styleId="berschrift6Zchn">
+    <w:name w:val="Überschrift 6 Zchn"/>
+    <w:basedOn w:val="Absatz-Standardschriftart"/>
+    <w:link w:val="berschrift6"/>
     <w:uiPriority w:val="9"/>
     <w:semiHidden/>
     <w:rsid w:val="00A10FD9"/>
     <w:rPr>
-      <w:rFonts w:cstheme="majorBidi" w:eastAsiaTheme="majorEastAsia"/>
+      <w:rFonts w:eastAsiaTheme="majorEastAsia" w:cstheme="majorBidi"/>
       <w:i/>
       <w:iCs/>
-      <w:color w:themeColor="text1" w:themeTint="A6" w:val="595959"/>
-    </w:rPr>
-  </w:style>
-  <w:style w:customStyle="1" w:styleId="Heading7Char" w:type="character">
-    <w:name w:val="Heading 7 Char"/>
-    <w:basedOn w:val="DefaultParagraphFont"/>
-    <w:link w:val="Heading7"/>
+      <w:color w:val="595959" w:themeColor="text1" w:themeTint="A6"/>
+    </w:rPr>
+  </w:style>
+  <w:style w:type="character" w:customStyle="1" w:styleId="berschrift7Zchn">
+    <w:name w:val="Überschrift 7 Zchn"/>
+    <w:basedOn w:val="Absatz-Standardschriftart"/>
+    <w:link w:val="berschrift7"/>
     <w:uiPriority w:val="9"/>
     <w:semiHidden/>
     <w:rsid w:val="00A10FD9"/>
     <w:rPr>
-      <w:rFonts w:cstheme="majorBidi" w:eastAsiaTheme="majorEastAsia"/>
-      <w:color w:themeColor="text1" w:themeTint="A6" w:val="595959"/>
-    </w:rPr>
-  </w:style>
-  <w:style w:customStyle="1" w:styleId="Heading8Char" w:type="character">
-    <w:name w:val="Heading 8 Char"/>
-    <w:basedOn w:val="DefaultParagraphFont"/>
-    <w:link w:val="Heading8"/>
+      <w:rFonts w:eastAsiaTheme="majorEastAsia" w:cstheme="majorBidi"/>
+      <w:color w:val="595959" w:themeColor="text1" w:themeTint="A6"/>
+    </w:rPr>
+  </w:style>
+  <w:style w:type="character" w:customStyle="1" w:styleId="berschrift8Zchn">
+    <w:name w:val="Überschrift 8 Zchn"/>
+    <w:basedOn w:val="Absatz-Standardschriftart"/>
+    <w:link w:val="berschrift8"/>
     <w:uiPriority w:val="9"/>
     <w:semiHidden/>
     <w:rsid w:val="00A10FD9"/>
     <w:rPr>
-      <w:rFonts w:cstheme="majorBidi" w:eastAsiaTheme="majorEastAsia"/>
+      <w:rFonts w:eastAsiaTheme="majorEastAsia" w:cstheme="majorBidi"/>
       <w:i/>
       <w:iCs/>
-      <w:color w:themeColor="text1" w:themeTint="D8" w:val="272727"/>
-    </w:rPr>
-  </w:style>
-  <w:style w:customStyle="1" w:styleId="Heading9Char" w:type="character">
-    <w:name w:val="Heading 9 Char"/>
-    <w:basedOn w:val="DefaultParagraphFont"/>
-    <w:link w:val="Heading9"/>
+      <w:color w:val="272727" w:themeColor="text1" w:themeTint="D8"/>
+    </w:rPr>
+  </w:style>
+  <w:style w:type="character" w:customStyle="1" w:styleId="berschrift9Zchn">
+    <w:name w:val="Überschrift 9 Zchn"/>
+    <w:basedOn w:val="Absatz-Standardschriftart"/>
+    <w:link w:val="berschrift9"/>
     <w:uiPriority w:val="9"/>
     <w:semiHidden/>
     <w:rsid w:val="00A10FD9"/>
     <w:rPr>
-      <w:rFonts w:cstheme="majorBidi" w:eastAsiaTheme="majorEastAsia"/>
-      <w:color w:themeColor="text1" w:themeTint="D8" w:val="272727"/>
-    </w:rPr>
-  </w:style>
-  <w:style w:styleId="BlockText" w:type="paragraph">
+      <w:rFonts w:eastAsiaTheme="majorEastAsia" w:cstheme="majorBidi"/>
+      <w:color w:val="272727" w:themeColor="text1" w:themeTint="D8"/>
+    </w:rPr>
+  </w:style>
+  <w:style w:type="paragraph" w:styleId="Blocktext">
     <w:name w:val="Block Text"/>
-    <w:basedOn w:val="BodyText"/>
-    <w:next w:val="BodyText"/>
+    <w:basedOn w:val="Textkrper"/>
+    <w:next w:val="Textkrper"/>
     <w:uiPriority w:val="9"/>
     <w:unhideWhenUsed/>
     <w:qFormat/>
     <w:pPr>
-      <w:spacing w:after="100" w:before="100"/>
-      <w:ind w:firstLine="0" w:left="480" w:right="480"/>
-    </w:pPr>
-  </w:style>
-  <w:style w:styleId="FootnoteText" w:type="paragraph">
-    <w:name w:val="Footnote Text"/>
-    <w:basedOn w:val="Normal"/>
-    <w:next w:val="FootnoteText"/>
+      <w:spacing w:before="100" w:after="100"/>
+      <w:ind w:left="480" w:right="480"/>
+    </w:pPr>
+  </w:style>
+  <w:style w:type="paragraph" w:styleId="Funotentext">
+    <w:name w:val="footnote text"/>
+    <w:basedOn w:val="Standard"/>
     <w:uiPriority w:val="9"/>
     <w:unhideWhenUsed/>
     <w:qFormat/>
   </w:style>
-  <w:style w:styleId="FootnoteBlockText" w:type="paragraph">
+  <w:style w:type="paragraph" w:customStyle="1" w:styleId="FootnoteBlockText">
     <w:name w:val="Footnote Block Text"/>
-    <w:basedOn w:val="FootnoteText"/>
-    <w:next w:val="FootnoteText"/>
+    <w:basedOn w:val="Funotentext"/>
+    <w:next w:val="Funotentext"/>
     <w:uiPriority w:val="9"/>
     <w:unhideWhenUsed/>
     <w:qFormat/>
     <w:pPr>
-      <w:spacing w:after="100" w:before="100"/>
-      <w:ind w:firstLine="0" w:left="480" w:right="480"/>
-    </w:pPr>
-  </w:style>
-  <w:style w:default="1" w:styleId="DefaultParagraphFont" w:type="character">
-    <w:name w:val="Default Paragraph Font"/>
+      <w:spacing w:before="100" w:after="100"/>
+      <w:ind w:left="480" w:right="480"/>
+    </w:pPr>
+  </w:style>
+  <w:style w:type="table" w:customStyle="1" w:styleId="Table">
+    <w:name w:val="Table"/>
     <w:semiHidden/>
     <w:unhideWhenUsed/>
-  </w:style>
-  <w:style w:default="1" w:styleId="Table" w:type="table">
-    <w:name w:val="Table"/>
-    <w:basedOn w:val="TableNormal"/>
-    <w:semiHidden/>
-    <w:unhideWhenUsed/>
     <w:qFormat/>
     <w:tblPr>
-      <w:tblInd w:type="dxa" w:w="0"/>
+      <w:tblInd w:w="0" w:type="dxa"/>
       <w:tblCellMar>
-        <w:top w:type="dxa" w:w="0"/>
-        <w:left w:type="dxa" w:w="108"/>
-        <w:bottom w:type="dxa" w:w="0"/>
-        <w:right w:type="dxa" w:w="108"/>
+        <w:top w:w="0" w:type="dxa"/>
+        <w:left w:w="108" w:type="dxa"/>
+        <w:bottom w:w="0" w:type="dxa"/>
+        <w:right w:w="108" w:type="dxa"/>
       </w:tblCellMar>
     </w:tblPr>
     <w:tblStylePr w:type="firstRow">
       <w:tblPr>
         <w:jc w:val="left"/>
-        <w:tblInd w:type="dxa" w:w="0"/>
       </w:tblPr>
       <w:trPr>
         <w:jc w:val="left"/>
       </w:trPr>
       <w:tcPr>
         <w:tcBorders>
-          <w:bottom w:val="single"/>
+          <w:bottom w:val="single" w:sz="0" w:space="0" w:color="auto"/>
         </w:tcBorders>
         <w:vAlign w:val="bottom"/>
       </w:tcPr>
     </w:tblStylePr>
   </w:style>
-  <w:style w:customStyle="1" w:styleId="DefinitionTerm" w:type="paragraph">
+  <w:style w:type="paragraph" w:customStyle="1" w:styleId="DefinitionTerm">
     <w:name w:val="Definition Term"/>
-    <w:basedOn w:val="Normal"/>
+    <w:basedOn w:val="Standard"/>
     <w:next w:val="Definition"/>
     <w:pPr>
       <w:keepNext/>
@@ -906,78 +1271,79 @@
       <w:b/>
     </w:rPr>
   </w:style>
-  <w:style w:customStyle="1" w:styleId="Definition" w:type="paragraph">
+  <w:style w:type="paragraph" w:customStyle="1" w:styleId="Definition">
     <w:name w:val="Definition"/>
-    <w:basedOn w:val="Normal"/>
-  </w:style>
-  <w:style w:styleId="Caption" w:type="paragraph">
-    <w:name w:val="Caption"/>
-    <w:basedOn w:val="Normal"/>
-    <w:link w:val="BodyTextChar"/>
-    <w:pPr>
-      <w:spacing w:after="120" w:before="0"/>
+    <w:basedOn w:val="Standard"/>
+  </w:style>
+  <w:style w:type="paragraph" w:styleId="Beschriftung">
+    <w:name w:val="caption"/>
+    <w:basedOn w:val="Standard"/>
+    <w:link w:val="BeschriftungZchn"/>
+    <w:pPr>
+      <w:spacing w:after="120"/>
     </w:pPr>
     <w:rPr>
       <w:i/>
     </w:rPr>
   </w:style>
-  <w:style w:customStyle="1" w:styleId="TableCaption" w:type="paragraph">
+  <w:style w:type="paragraph" w:customStyle="1" w:styleId="TableCaption">
     <w:name w:val="Table Caption"/>
-    <w:basedOn w:val="Caption"/>
+    <w:basedOn w:val="Beschriftung"/>
     <w:pPr>
       <w:keepNext/>
     </w:pPr>
   </w:style>
-  <w:style w:customStyle="1" w:styleId="ImageCaption" w:type="paragraph">
+  <w:style w:type="paragraph" w:customStyle="1" w:styleId="ImageCaption">
     <w:name w:val="Image Caption"/>
-    <w:basedOn w:val="Caption"/>
-  </w:style>
-  <w:style w:customStyle="1" w:styleId="Figure" w:type="paragraph">
+    <w:basedOn w:val="Beschriftung"/>
+  </w:style>
+  <w:style w:type="paragraph" w:customStyle="1" w:styleId="Figure">
     <w:name w:val="Figure"/>
-    <w:basedOn w:val="Normal"/>
-  </w:style>
-  <w:style w:customStyle="1" w:styleId="CaptionedFigure" w:type="paragraph">
+    <w:basedOn w:val="Standard"/>
+  </w:style>
+  <w:style w:type="paragraph" w:customStyle="1" w:styleId="CaptionedFigure">
     <w:name w:val="Captioned Figure"/>
     <w:basedOn w:val="Figure"/>
     <w:pPr>
       <w:keepNext/>
     </w:pPr>
   </w:style>
-  <w:style w:customStyle="1" w:styleId="BodyTextChar" w:type="character">
-    <w:name w:val="Body Text Char"/>
-    <w:basedOn w:val="DefaultParagraphFont"/>
-    <w:link w:val="BodyText"/>
-  </w:style>
-  <w:style w:customStyle="1" w:styleId="VerbatimChar" w:type="character">
+  <w:style w:type="character" w:customStyle="1" w:styleId="BeschriftungZchn">
+    <w:name w:val="Beschriftung Zchn"/>
+    <w:basedOn w:val="Absatz-Standardschriftart"/>
+    <w:link w:val="Beschriftung"/>
+  </w:style>
+  <w:style w:type="character" w:customStyle="1" w:styleId="VerbatimChar">
     <w:name w:val="Verbatim Char"/>
-    <w:basedOn w:val="BodyTextChar"/>
-    <w:rPr>
-      <w:rFonts w:ascii="Consolas" w:hAnsi="Consolas"/>
-      <w:sz w:val="22"/>
-    </w:rPr>
-  </w:style>
-  <w:style w:customStyle="1" w:styleId="SectionNumber" w:type="character">
+    <w:basedOn w:val="BeschriftungZchn"/>
+    <w:link w:val="SourceCode"/>
+    <w:rPr>
+      <w:rFonts w:ascii="Consolas" w:hAnsi="Consolas"/>
+      <w:sz w:val="22"/>
+    </w:rPr>
+  </w:style>
+  <w:style w:type="character" w:customStyle="1" w:styleId="SectionNumber">
     <w:name w:val="Section Number"/>
-    <w:basedOn w:val="BodyTextChar"/>
-  </w:style>
-  <w:style w:styleId="FootnoteReference" w:type="character">
-    <w:name w:val="Footnote Reference"/>
-    <w:basedOn w:val="BodyTextChar"/>
+    <w:basedOn w:val="BeschriftungZchn"/>
+  </w:style>
+  <w:style w:type="character" w:styleId="Funotenzeichen">
+    <w:name w:val="footnote reference"/>
+    <w:basedOn w:val="BeschriftungZchn"/>
     <w:rPr>
       <w:vertAlign w:val="superscript"/>
     </w:rPr>
   </w:style>
-  <w:style w:styleId="Hyperlink" w:type="character">
+  <w:style w:type="character" w:styleId="Hyperlink">
     <w:name w:val="Hyperlink"/>
-    <w:basedOn w:val="BodyTextChar"/>
-    <w:rPr>
-      <w:color w:themeColor="accent1" w:val="4F81BD"/>
-    </w:rPr>
-  </w:style>
-  <w:style w:styleId="TOCHeading" w:type="paragraph">
+    <w:basedOn w:val="BeschriftungZchn"/>
+    <w:rPr>
+      <w:color w:val="156082" w:themeColor="accent1"/>
+    </w:rPr>
+  </w:style>
+  <w:style w:type="paragraph" w:styleId="Inhaltsverzeichnisberschrift">
     <w:name w:val="TOC Heading"/>
-    <w:basedOn w:val="Heading1"/>
-    <w:next w:val="BodyText"/>
+    <w:basedOn w:val="berschrift1"/>
+    <w:next w:val="Textkrper"/>
     <w:uiPriority w:val="39"/>
     <w:unhideWhenUsed/>
     <w:qFormat/>
@@ -985,281 +1351,337 @@
       <w:spacing w:before="240" w:line="259" w:lineRule="auto"/>
       <w:outlineLvl w:val="9"/>
     </w:pPr>
-    <w:rPr>
-      <w:rFonts w:asciiTheme="majorHAnsi" w:cstheme="majorBidi" w:eastAsiaTheme="majorEastAsia" w:hAnsiTheme="majorHAnsi"/>
-      <w:b w:val="0"/>
-      <w:bCs w:val="0"/>
-      <w:color w:themeColor="accent1" w:themeShade="BF" w:val="365F91"/>
-    </w:rPr>
   </w:style>
   <w:style w:type="paragraph" w:customStyle="1" w:styleId="SourceCode">
     <w:name w:val="Source Code"/>
-    <w:basedOn w:val="Normal"/>
+    <w:basedOn w:val="Standard"/>
     <w:link w:val="VerbatimChar"/>
     <w:pPr>
-      <w:wordWrap w:val="off"/>
-      <w:shd w:val="clear" w:fill="f8f8f8"/>
+      <w:shd w:val="clear" w:color="auto" w:fill="F8F8F8"/>
+      <w:wordWrap w:val="0"/>
     </w:pPr>
   </w:style>
   <w:style w:type="character" w:customStyle="1" w:styleId="KeywordTok">
     <w:name w:val="KeywordTok"/>
     <w:basedOn w:val="VerbatimChar"/>
     <w:rPr>
+      <w:rFonts w:ascii="Consolas" w:hAnsi="Consolas"/>
       <w:b/>
-      <w:color w:val="204a87"/>
-      <w:shd w:val="clear" w:fill="f8f8f8"/>
+      <w:color w:val="204A87"/>
+      <w:sz w:val="22"/>
+      <w:shd w:val="clear" w:color="auto" w:fill="F8F8F8"/>
     </w:rPr>
   </w:style>
   <w:style w:type="character" w:customStyle="1" w:styleId="DataTypeTok">
     <w:name w:val="DataTypeTok"/>
     <w:basedOn w:val="VerbatimChar"/>
     <w:rPr>
-      <w:color w:val="204a87"/>
-      <w:shd w:val="clear" w:fill="f8f8f8"/>
+      <w:rFonts w:ascii="Consolas" w:hAnsi="Consolas"/>
+      <w:color w:val="204A87"/>
+      <w:sz w:val="22"/>
+      <w:shd w:val="clear" w:color="auto" w:fill="F8F8F8"/>
     </w:rPr>
   </w:style>
   <w:style w:type="character" w:customStyle="1" w:styleId="DecValTok">
     <w:name w:val="DecValTok"/>
     <w:basedOn w:val="VerbatimChar"/>
     <w:rPr>
-      <w:color w:val="0000cf"/>
-      <w:shd w:val="clear" w:fill="f8f8f8"/>
+      <w:rFonts w:ascii="Consolas" w:hAnsi="Consolas"/>
+      <w:color w:val="0000CF"/>
+      <w:sz w:val="22"/>
+      <w:shd w:val="clear" w:color="auto" w:fill="F8F8F8"/>
     </w:rPr>
   </w:style>
   <w:style w:type="character" w:customStyle="1" w:styleId="BaseNTok">
     <w:name w:val="BaseNTok"/>
     <w:basedOn w:val="VerbatimChar"/>
     <w:rPr>
-      <w:color w:val="0000cf"/>
-      <w:shd w:val="clear" w:fill="f8f8f8"/>
+      <w:rFonts w:ascii="Consolas" w:hAnsi="Consolas"/>
+      <w:color w:val="0000CF"/>
+      <w:sz w:val="22"/>
+      <w:shd w:val="clear" w:color="auto" w:fill="F8F8F8"/>
     </w:rPr>
   </w:style>
   <w:style w:type="character" w:customStyle="1" w:styleId="FloatTok">
     <w:name w:val="FloatTok"/>
     <w:basedOn w:val="VerbatimChar"/>
     <w:rPr>
-      <w:color w:val="0000cf"/>
-      <w:shd w:val="clear" w:fill="f8f8f8"/>
+      <w:rFonts w:ascii="Consolas" w:hAnsi="Consolas"/>
+      <w:color w:val="0000CF"/>
+      <w:sz w:val="22"/>
+      <w:shd w:val="clear" w:color="auto" w:fill="F8F8F8"/>
     </w:rPr>
   </w:style>
   <w:style w:type="character" w:customStyle="1" w:styleId="ConstantTok">
     <w:name w:val="ConstantTok"/>
     <w:basedOn w:val="VerbatimChar"/>
     <w:rPr>
-      <w:color w:val="8f5902"/>
-      <w:shd w:val="clear" w:fill="f8f8f8"/>
+      <w:rFonts w:ascii="Consolas" w:hAnsi="Consolas"/>
+      <w:color w:val="8F5902"/>
+      <w:sz w:val="22"/>
+      <w:shd w:val="clear" w:color="auto" w:fill="F8F8F8"/>
     </w:rPr>
   </w:style>
   <w:style w:type="character" w:customStyle="1" w:styleId="CharTok">
     <w:name w:val="CharTok"/>
     <w:basedOn w:val="VerbatimChar"/>
     <w:rPr>
-      <w:color w:val="4e9a06"/>
-      <w:shd w:val="clear" w:fill="f8f8f8"/>
+      <w:rFonts w:ascii="Consolas" w:hAnsi="Consolas"/>
+      <w:color w:val="4E9A06"/>
+      <w:sz w:val="22"/>
+      <w:shd w:val="clear" w:color="auto" w:fill="F8F8F8"/>
     </w:rPr>
   </w:style>
   <w:style w:type="character" w:customStyle="1" w:styleId="SpecialCharTok">
     <w:name w:val="SpecialCharTok"/>
     <w:basedOn w:val="VerbatimChar"/>
     <w:rPr>
+      <w:rFonts w:ascii="Consolas" w:hAnsi="Consolas"/>
       <w:b/>
-      <w:color w:val="ce5c00"/>
-      <w:shd w:val="clear" w:fill="f8f8f8"/>
+      <w:color w:val="CE5C00"/>
+      <w:sz w:val="22"/>
+      <w:shd w:val="clear" w:color="auto" w:fill="F8F8F8"/>
     </w:rPr>
   </w:style>
   <w:style w:type="character" w:customStyle="1" w:styleId="StringTok">
     <w:name w:val="StringTok"/>
     <w:basedOn w:val="VerbatimChar"/>
     <w:rPr>
-      <w:color w:val="4e9a06"/>
-      <w:shd w:val="clear" w:fill="f8f8f8"/>
+      <w:rFonts w:ascii="Consolas" w:hAnsi="Consolas"/>
+      <w:color w:val="4E9A06"/>
+      <w:sz w:val="22"/>
+      <w:shd w:val="clear" w:color="auto" w:fill="F8F8F8"/>
     </w:rPr>
   </w:style>
   <w:style w:type="character" w:customStyle="1" w:styleId="VerbatimStringTok">
     <w:name w:val="VerbatimStringTok"/>
     <w:basedOn w:val="VerbatimChar"/>
     <w:rPr>
-      <w:color w:val="4e9a06"/>
-      <w:shd w:val="clear" w:fill="f8f8f8"/>
+      <w:rFonts w:ascii="Consolas" w:hAnsi="Consolas"/>
+      <w:color w:val="4E9A06"/>
+      <w:sz w:val="22"/>
+      <w:shd w:val="clear" w:color="auto" w:fill="F8F8F8"/>
     </w:rPr>
   </w:style>
   <w:style w:type="character" w:customStyle="1" w:styleId="SpecialStringTok">
     <w:name w:val="SpecialStringTok"/>
     <w:basedOn w:val="VerbatimChar"/>
     <w:rPr>
-      <w:color w:val="4e9a06"/>
-      <w:shd w:val="clear" w:fill="f8f8f8"/>
+      <w:rFonts w:ascii="Consolas" w:hAnsi="Consolas"/>
+      <w:color w:val="4E9A06"/>
+      <w:sz w:val="22"/>
+      <w:shd w:val="clear" w:color="auto" w:fill="F8F8F8"/>
     </w:rPr>
   </w:style>
   <w:style w:type="character" w:customStyle="1" w:styleId="ImportTok">
     <w:name w:val="ImportTok"/>
     <w:basedOn w:val="VerbatimChar"/>
     <w:rPr>
-      <w:shd w:val="clear" w:fill="f8f8f8"/>
+      <w:rFonts w:ascii="Consolas" w:hAnsi="Consolas"/>
+      <w:sz w:val="22"/>
+      <w:shd w:val="clear" w:color="auto" w:fill="F8F8F8"/>
     </w:rPr>
   </w:style>
   <w:style w:type="character" w:customStyle="1" w:styleId="CommentTok">
     <w:name w:val="CommentTok"/>
     <w:basedOn w:val="VerbatimChar"/>
     <w:rPr>
+      <w:rFonts w:ascii="Consolas" w:hAnsi="Consolas"/>
       <w:i/>
-      <w:color w:val="8f5902"/>
-      <w:shd w:val="clear" w:fill="f8f8f8"/>
+      <w:color w:val="8F5902"/>
+      <w:sz w:val="22"/>
+      <w:shd w:val="clear" w:color="auto" w:fill="F8F8F8"/>
     </w:rPr>
   </w:style>
   <w:style w:type="character" w:customStyle="1" w:styleId="DocumentationTok">
     <w:name w:val="DocumentationTok"/>
     <w:basedOn w:val="VerbatimChar"/>
     <w:rPr>
+      <w:rFonts w:ascii="Consolas" w:hAnsi="Consolas"/>
       <w:b/>
       <w:i/>
-      <w:color w:val="8f5902"/>
-      <w:shd w:val="clear" w:fill="f8f8f8"/>
+      <w:color w:val="8F5902"/>
+      <w:sz w:val="22"/>
+      <w:shd w:val="clear" w:color="auto" w:fill="F8F8F8"/>
     </w:rPr>
   </w:style>
   <w:style w:type="character" w:customStyle="1" w:styleId="AnnotationTok">
     <w:name w:val="AnnotationTok"/>
     <w:basedOn w:val="VerbatimChar"/>
     <w:rPr>
+      <w:rFonts w:ascii="Consolas" w:hAnsi="Consolas"/>
       <w:b/>
       <w:i/>
-      <w:color w:val="8f5902"/>
-      <w:shd w:val="clear" w:fill="f8f8f8"/>
+      <w:color w:val="8F5902"/>
+      <w:sz w:val="22"/>
+      <w:shd w:val="clear" w:color="auto" w:fill="F8F8F8"/>
     </w:rPr>
   </w:style>
   <w:style w:type="character" w:customStyle="1" w:styleId="CommentVarTok">
     <w:name w:val="CommentVarTok"/>
     <w:basedOn w:val="VerbatimChar"/>
     <w:rPr>
+      <w:rFonts w:ascii="Consolas" w:hAnsi="Consolas"/>
       <w:b/>
       <w:i/>
-      <w:color w:val="8f5902"/>
-      <w:shd w:val="clear" w:fill="f8f8f8"/>
+      <w:color w:val="8F5902"/>
+      <w:sz w:val="22"/>
+      <w:shd w:val="clear" w:color="auto" w:fill="F8F8F8"/>
     </w:rPr>
   </w:style>
   <w:style w:type="character" w:customStyle="1" w:styleId="OtherTok">
     <w:name w:val="OtherTok"/>
     <w:basedOn w:val="VerbatimChar"/>
     <w:rPr>
-      <w:color w:val="8f5902"/>
-      <w:shd w:val="clear" w:fill="f8f8f8"/>
+      <w:rFonts w:ascii="Consolas" w:hAnsi="Consolas"/>
+      <w:color w:val="8F5902"/>
+      <w:sz w:val="22"/>
+      <w:shd w:val="clear" w:color="auto" w:fill="F8F8F8"/>
     </w:rPr>
   </w:style>
   <w:style w:type="character" w:customStyle="1" w:styleId="FunctionTok">
     <w:name w:val="FunctionTok"/>
     <w:basedOn w:val="VerbatimChar"/>
     <w:rPr>
+      <w:rFonts w:ascii="Consolas" w:hAnsi="Consolas"/>
       <w:b/>
-      <w:color w:val="204a87"/>
-      <w:shd w:val="clear" w:fill="f8f8f8"/>
+      <w:color w:val="204A87"/>
+      <w:sz w:val="22"/>
+      <w:shd w:val="clear" w:color="auto" w:fill="F8F8F8"/>
     </w:rPr>
   </w:style>
   <w:style w:type="character" w:customStyle="1" w:styleId="VariableTok">
     <w:name w:val="VariableTok"/>
     <w:basedOn w:val="VerbatimChar"/>
     <w:rPr>
+      <w:rFonts w:ascii="Consolas" w:hAnsi="Consolas"/>
       <w:color w:val="000000"/>
-      <w:shd w:val="clear" w:fill="f8f8f8"/>
+      <w:sz w:val="22"/>
+      <w:shd w:val="clear" w:color="auto" w:fill="F8F8F8"/>
     </w:rPr>
   </w:style>
   <w:style w:type="character" w:customStyle="1" w:styleId="ControlFlowTok">
     <w:name w:val="ControlFlowTok"/>
     <w:basedOn w:val="VerbatimChar"/>
     <w:rPr>
+      <w:rFonts w:ascii="Consolas" w:hAnsi="Consolas"/>
       <w:b/>
-      <w:color w:val="204a87"/>
-      <w:shd w:val="clear" w:fill="f8f8f8"/>
+      <w:color w:val="204A87"/>
+      <w:sz w:val="22"/>
+      <w:shd w:val="clear" w:color="auto" w:fill="F8F8F8"/>
     </w:rPr>
   </w:style>
   <w:style w:type="character" w:customStyle="1" w:styleId="OperatorTok">
     <w:name w:val="OperatorTok"/>
     <w:basedOn w:val="VerbatimChar"/>
     <w:rPr>
+      <w:rFonts w:ascii="Consolas" w:hAnsi="Consolas"/>
       <w:b/>
-      <w:color w:val="ce5c00"/>
-      <w:shd w:val="clear" w:fill="f8f8f8"/>
+      <w:color w:val="CE5C00"/>
+      <w:sz w:val="22"/>
+      <w:shd w:val="clear" w:color="auto" w:fill="F8F8F8"/>
     </w:rPr>
   </w:style>
   <w:style w:type="character" w:customStyle="1" w:styleId="BuiltInTok">
     <w:name w:val="BuiltInTok"/>
     <w:basedOn w:val="VerbatimChar"/>
     <w:rPr>
-      <w:shd w:val="clear" w:fill="f8f8f8"/>
+      <w:rFonts w:ascii="Consolas" w:hAnsi="Consolas"/>
+      <w:sz w:val="22"/>
+      <w:shd w:val="clear" w:color="auto" w:fill="F8F8F8"/>
     </w:rPr>
   </w:style>
   <w:style w:type="character" w:customStyle="1" w:styleId="ExtensionTok">
     <w:name w:val="ExtensionTok"/>
     <w:basedOn w:val="VerbatimChar"/>
     <w:rPr>
-      <w:shd w:val="clear" w:fill="f8f8f8"/>
+      <w:rFonts w:ascii="Consolas" w:hAnsi="Consolas"/>
+      <w:sz w:val="22"/>
+      <w:shd w:val="clear" w:color="auto" w:fill="F8F8F8"/>
     </w:rPr>
   </w:style>
   <w:style w:type="character" w:customStyle="1" w:styleId="PreprocessorTok">
     <w:name w:val="PreprocessorTok"/>
     <w:basedOn w:val="VerbatimChar"/>
     <w:rPr>
+      <w:rFonts w:ascii="Consolas" w:hAnsi="Consolas"/>
       <w:i/>
-      <w:color w:val="8f5902"/>
-      <w:shd w:val="clear" w:fill="f8f8f8"/>
+      <w:color w:val="8F5902"/>
+      <w:sz w:val="22"/>
+      <w:shd w:val="clear" w:color="auto" w:fill="F8F8F8"/>
     </w:rPr>
   </w:style>
   <w:style w:type="character" w:customStyle="1" w:styleId="AttributeTok">
     <w:name w:val="AttributeTok"/>
     <w:basedOn w:val="VerbatimChar"/>
     <w:rPr>
-      <w:color w:val="204a87"/>
-      <w:shd w:val="clear" w:fill="f8f8f8"/>
+      <w:rFonts w:ascii="Consolas" w:hAnsi="Consolas"/>
+      <w:color w:val="204A87"/>
+      <w:sz w:val="22"/>
+      <w:shd w:val="clear" w:color="auto" w:fill="F8F8F8"/>
     </w:rPr>
   </w:style>
   <w:style w:type="character" w:customStyle="1" w:styleId="RegionMarkerTok">
     <w:name w:val="RegionMarkerTok"/>
     <w:basedOn w:val="VerbatimChar"/>
     <w:rPr>
-      <w:shd w:val="clear" w:fill="f8f8f8"/>
+      <w:rFonts w:ascii="Consolas" w:hAnsi="Consolas"/>
+      <w:sz w:val="22"/>
+      <w:shd w:val="clear" w:color="auto" w:fill="F8F8F8"/>
     </w:rPr>
   </w:style>
   <w:style w:type="character" w:customStyle="1" w:styleId="InformationTok">
     <w:name w:val="InformationTok"/>
     <w:basedOn w:val="VerbatimChar"/>
     <w:rPr>
+      <w:rFonts w:ascii="Consolas" w:hAnsi="Consolas"/>
       <w:b/>
       <w:i/>
-      <w:color w:val="8f5902"/>
-      <w:shd w:val="clear" w:fill="f8f8f8"/>
+      <w:color w:val="8F5902"/>
+      <w:sz w:val="22"/>
+      <w:shd w:val="clear" w:color="auto" w:fill="F8F8F8"/>
     </w:rPr>
   </w:style>
   <w:style w:type="character" w:customStyle="1" w:styleId="WarningTok">
     <w:name w:val="WarningTok"/>
     <w:basedOn w:val="VerbatimChar"/>
     <w:rPr>
+      <w:rFonts w:ascii="Consolas" w:hAnsi="Consolas"/>
       <w:b/>
       <w:i/>
-      <w:color w:val="8f5902"/>
-      <w:shd w:val="clear" w:fill="f8f8f8"/>
+      <w:color w:val="8F5902"/>
+      <w:sz w:val="22"/>
+      <w:shd w:val="clear" w:color="auto" w:fill="F8F8F8"/>
     </w:rPr>
   </w:style>
   <w:style w:type="character" w:customStyle="1" w:styleId="AlertTok">
     <w:name w:val="AlertTok"/>
     <w:basedOn w:val="VerbatimChar"/>
     <w:rPr>
-      <w:color w:val="ef2929"/>
-      <w:shd w:val="clear" w:fill="f8f8f8"/>
+      <w:rFonts w:ascii="Consolas" w:hAnsi="Consolas"/>
+      <w:color w:val="EF2929"/>
+      <w:sz w:val="22"/>
+      <w:shd w:val="clear" w:color="auto" w:fill="F8F8F8"/>
     </w:rPr>
   </w:style>
   <w:style w:type="character" w:customStyle="1" w:styleId="ErrorTok">
     <w:name w:val="ErrorTok"/>
     <w:basedOn w:val="VerbatimChar"/>
     <w:rPr>
+      <w:rFonts w:ascii="Consolas" w:hAnsi="Consolas"/>
       <w:b/>
-      <w:color w:val="a40000"/>
-      <w:shd w:val="clear" w:fill="f8f8f8"/>
+      <w:color w:val="A40000"/>
+      <w:sz w:val="22"/>
+      <w:shd w:val="clear" w:color="auto" w:fill="F8F8F8"/>
     </w:rPr>
   </w:style>
   <w:style w:type="character" w:customStyle="1" w:styleId="NormalTok">
     <w:name w:val="NormalTok"/>
     <w:basedOn w:val="VerbatimChar"/>
     <w:rPr>
-      <w:shd w:val="clear" w:fill="f8f8f8"/>
+      <w:rFonts w:ascii="Consolas" w:hAnsi="Consolas"/>
+      <w:sz w:val="22"/>
+      <w:shd w:val="clear" w:color="auto" w:fill="F8F8F8"/>
     </w:rPr>
   </w:style>
 </w:styles>
@@ -1561,8 +1983,8 @@
 </file>
 
 <file path=customXml/item1.xml><?xml version="1.0" encoding="utf-8"?>
-<ct:contentTypeSchema xmlns:ct="http://schemas.microsoft.com/office/2006/metadata/contentType" xmlns:ma="http://schemas.microsoft.com/office/2006/metadata/properties/metaAttributes" ct:_="" ma:_="" ma:contentTypeName="Document" ma:contentTypeID="0x01010038EC001EAF619D4C9DA16715C5227D79" ma:contentTypeVersion="11" ma:contentTypeDescription="Create a new document." ma:contentTypeScope="" ma:versionID="e907f32a0c1207c859ebb11d2da383e5">
-  <xsd:schema xmlns:xsd="http://www.w3.org/2001/XMLSchema" xmlns:xs="http://www.w3.org/2001/XMLSchema" xmlns:p="http://schemas.microsoft.com/office/2006/metadata/properties" xmlns:ns2="a02994ae-d6cf-450e-85c4-1140a79b423c" xmlns:ns3="f2cd2d01-df26-4de2-9efd-040a549e2429" targetNamespace="http://schemas.microsoft.com/office/2006/metadata/properties" ma:root="true" ma:fieldsID="9aedcbda70484b030deb52034458199f" ns2:_="" ns3:_="">
+<ct:contentTypeSchema xmlns:ct="http://schemas.microsoft.com/office/2006/metadata/contentType" xmlns:ma="http://schemas.microsoft.com/office/2006/metadata/properties/metaAttributes" ct:_="" ma:_="" ma:contentTypeName="Dokument" ma:contentTypeID="0x01010038EC001EAF619D4C9DA16715C5227D79" ma:contentTypeVersion="11" ma:contentTypeDescription="Ein neues Dokument erstellen." ma:contentTypeScope="" ma:versionID="00fd4fb9eb1eca07335e62117045beef">
+  <xsd:schema xmlns:xsd="http://www.w3.org/2001/XMLSchema" xmlns:xs="http://www.w3.org/2001/XMLSchema" xmlns:p="http://schemas.microsoft.com/office/2006/metadata/properties" xmlns:ns2="a02994ae-d6cf-450e-85c4-1140a79b423c" xmlns:ns3="f2cd2d01-df26-4de2-9efd-040a549e2429" targetNamespace="http://schemas.microsoft.com/office/2006/metadata/properties" ma:root="true" ma:fieldsID="fac7404f9703a8d434256a624133560e" ns2:_="" ns3:_="">
     <xsd:import namespace="a02994ae-d6cf-450e-85c4-1140a79b423c"/>
     <xsd:import namespace="f2cd2d01-df26-4de2-9efd-040a549e2429"/>
     <xsd:element name="properties">
@@ -1611,7 +2033,7 @@
         <xsd:restriction base="dms:Text"/>
       </xsd:simpleType>
     </xsd:element>
-    <xsd:element name="lcf76f155ced4ddcb4097134ff3c332f" ma:index="13" nillable="true" ma:taxonomy="true" ma:internalName="lcf76f155ced4ddcb4097134ff3c332f" ma:taxonomyFieldName="MediaServiceImageTags" ma:displayName="Image Tags" ma:readOnly="false" ma:fieldId="{5cf76f15-5ced-4ddc-b409-7134ff3c332f}" ma:taxonomyMulti="true" ma:sspId="2375ea7b-1eef-4e91-915e-32e4cb5a9c34" ma:termSetId="09814cd3-568e-fe90-9814-8d621ff8fb84" ma:anchorId="fba54fb3-c3e1-fe81-a776-ca4b69148c4d" ma:open="true" ma:isKeyword="false">
+    <xsd:element name="lcf76f155ced4ddcb4097134ff3c332f" ma:index="13" nillable="true" ma:taxonomy="true" ma:internalName="lcf76f155ced4ddcb4097134ff3c332f" ma:taxonomyFieldName="MediaServiceImageTags" ma:displayName="Bildmarkierungen" ma:readOnly="false" ma:fieldId="{5cf76f15-5ced-4ddc-b409-7134ff3c332f}" ma:taxonomyMulti="true" ma:sspId="2375ea7b-1eef-4e91-915e-32e4cb5a9c34" ma:termSetId="09814cd3-568e-fe90-9814-8d621ff8fb84" ma:anchorId="fba54fb3-c3e1-fe81-a776-ca4b69148c4d" ma:open="true" ma:isKeyword="false">
       <xsd:complexType>
         <xsd:sequence>
           <xsd:element ref="pc:Terms" minOccurs="0" maxOccurs="1"/>
@@ -1665,8 +2087,8 @@
         <xsd:element ref="dc:creator" minOccurs="0" maxOccurs="1"/>
         <xsd:element ref="dcterms:created" minOccurs="0" maxOccurs="1"/>
         <xsd:element ref="dc:identifier" minOccurs="0" maxOccurs="1"/>
-        <xsd:element name="contentType" minOccurs="0" maxOccurs="1" type="xsd:string" ma:index="0" ma:displayName="Content Type"/>
-        <xsd:element ref="dc:title" minOccurs="0" maxOccurs="1" ma:index="4" ma:displayName="Title"/>
+        <xsd:element name="contentType" minOccurs="0" maxOccurs="1" type="xsd:string" ma:index="0" ma:displayName="Inhaltstyp"/>
+        <xsd:element ref="dc:title" minOccurs="0" maxOccurs="1" ma:index="4" ma:displayName="Titel"/>
         <xsd:element ref="dc:subject" minOccurs="0" maxOccurs="1"/>
         <xsd:element ref="dc:description" minOccurs="0" maxOccurs="1"/>
         <xsd:element name="keywords" minOccurs="0" maxOccurs="1" type="xsd:string"/>
@@ -1756,15 +2178,6 @@
 </file>
 
 <file path=customXml/item2.xml><?xml version="1.0" encoding="utf-8"?>
-<?mso-contentType ?>
-<FormTemplates xmlns="http://schemas.microsoft.com/sharepoint/v3/contenttype/forms">
-  <Display>DocumentLibraryForm</Display>
-  <Edit>DocumentLibraryForm</Edit>
-  <New>DocumentLibraryForm</New>
-</FormTemplates>
-</file>
-
-<file path=customXml/item3.xml><?xml version="1.0" encoding="utf-8"?>
 <p:properties xmlns:p="http://schemas.microsoft.com/office/2006/metadata/properties" xmlns:xsi="http://www.w3.org/2001/XMLSchema-instance" xmlns:pc="http://schemas.microsoft.com/office/infopath/2007/PartnerControls">
   <documentManagement>
     <lcf76f155ced4ddcb4097134ff3c332f xmlns="a02994ae-d6cf-450e-85c4-1140a79b423c">
@@ -1775,14 +2188,55 @@
 </p:properties>
 </file>
 
+<file path=customXml/item3.xml><?xml version="1.0" encoding="utf-8"?>
+<?mso-contentType ?>
+<FormTemplates xmlns="http://schemas.microsoft.com/sharepoint/v3/contenttype/forms">
+  <Display>DocumentLibraryForm</Display>
+  <Edit>DocumentLibraryForm</Edit>
+  <New>DocumentLibraryForm</New>
+</FormTemplates>
+</file>
+
 <file path=customXml/itemProps1.xml><?xml version="1.0" encoding="utf-8"?>
-<ds:datastoreItem xmlns:ds="http://schemas.openxmlformats.org/officeDocument/2006/customXml" ds:itemID="{562DDEBB-90B1-4964-871E-371688185C56}"/>
+<ds:datastoreItem xmlns:ds="http://schemas.openxmlformats.org/officeDocument/2006/customXml" ds:itemID="{2E8611C4-0804-4A8D-96CC-1EA593CB0F35}">
+  <ds:schemaRefs>
+    <ds:schemaRef ds:uri="http://schemas.microsoft.com/office/2006/metadata/contentType"/>
+    <ds:schemaRef ds:uri="http://schemas.microsoft.com/office/2006/metadata/properties/metaAttributes"/>
+    <ds:schemaRef ds:uri="http://www.w3.org/2001/XMLSchema"/>
+    <ds:schemaRef ds:uri="http://schemas.microsoft.com/office/2006/metadata/properties"/>
+    <ds:schemaRef ds:uri="a02994ae-d6cf-450e-85c4-1140a79b423c"/>
+    <ds:schemaRef ds:uri="f2cd2d01-df26-4de2-9efd-040a549e2429"/>
+    <ds:schemaRef ds:uri="http://schemas.microsoft.com/office/2006/documentManagement/types"/>
+    <ds:schemaRef ds:uri="http://schemas.microsoft.com/office/infopath/2007/PartnerControls"/>
+    <ds:schemaRef ds:uri="http://schemas.openxmlformats.org/package/2006/metadata/core-properties"/>
+    <ds:schemaRef ds:uri="http://purl.org/dc/elements/1.1/"/>
+    <ds:schemaRef ds:uri="http://purl.org/dc/terms/"/>
+    <ds:schemaRef ds:uri="http://schemas.microsoft.com/internal/obd"/>
+  </ds:schemaRefs>
+</ds:datastoreItem>
 </file>
 
 <file path=customXml/itemProps2.xml><?xml version="1.0" encoding="utf-8"?>
-<ds:datastoreItem xmlns:ds="http://schemas.openxmlformats.org/officeDocument/2006/customXml" ds:itemID="{73772B6B-24E3-4832-B6C9-D1D09919D8C7}"/>
+<ds:datastoreItem xmlns:ds="http://schemas.openxmlformats.org/officeDocument/2006/customXml" ds:itemID="{60B5D65A-F23E-437E-AC9F-034A2512C424}">
+  <ds:schemaRefs>
+    <ds:schemaRef ds:uri="http://purl.org/dc/terms/"/>
+    <ds:schemaRef ds:uri="http://schemas.microsoft.com/office/2006/documentManagement/types"/>
+    <ds:schemaRef ds:uri="http://purl.org/dc/dcmitype/"/>
+    <ds:schemaRef ds:uri="http://schemas.microsoft.com/office/2006/metadata/properties"/>
+    <ds:schemaRef ds:uri="a02994ae-d6cf-450e-85c4-1140a79b423c"/>
+    <ds:schemaRef ds:uri="http://www.w3.org/XML/1998/namespace"/>
+    <ds:schemaRef ds:uri="f2cd2d01-df26-4de2-9efd-040a549e2429"/>
+    <ds:schemaRef ds:uri="http://schemas.microsoft.com/office/infopath/2007/PartnerControls"/>
+    <ds:schemaRef ds:uri="http://schemas.openxmlformats.org/package/2006/metadata/core-properties"/>
+    <ds:schemaRef ds:uri="http://purl.org/dc/elements/1.1/"/>
+  </ds:schemaRefs>
+</ds:datastoreItem>
 </file>
 
 <file path=customXml/itemProps3.xml><?xml version="1.0" encoding="utf-8"?>
-<ds:datastoreItem xmlns:ds="http://schemas.openxmlformats.org/officeDocument/2006/customXml" ds:itemID="{F379976F-EEEC-4531-B2ED-3CE52690131E}"/>
+<ds:datastoreItem xmlns:ds="http://schemas.openxmlformats.org/officeDocument/2006/customXml" ds:itemID="{197CE5A2-853F-4F0E-99BF-80B5B7C5F5A8}">
+  <ds:schemaRefs>
+    <ds:schemaRef ds:uri="http://schemas.microsoft.com/sharepoint/v3/contenttype/forms"/>
+  </ds:schemaRefs>
+</ds:datastoreItem>
 </file>